--- a/Quanta, Actually - SERIES/QED Course/chapters/Lesson 22 Dirac Spinors.docx
+++ b/Quanta, Actually - SERIES/QED Course/chapters/Lesson 22 Dirac Spinors.docx
@@ -17,7 +17,7 @@
         <w:jc w:val="center"/>
       </w:pPr>
       <w:r>
-        <w:t>Lesson 22 of the Complete Quantum Electrodynamics Course</w:t>
+        <w:t>Lesson 22 of Quantum, Actually, Volume 2: A QED Course</w:t>
       </w:r>
     </w:p>
     <w:p>
@@ -79,7 +79,25 @@
     </w:p>
     <w:p>
       <w:r>
-        <w:t>Two calculations in this lesson deserve special attention going forward: the completeness relation Σₛu_s(p)ū_s(p) = p̸+m, which is the single most frequently used identity in every unpolarized cross-section calculation from Lesson 54 onward, and the projector formalism that shows how it, and its v-spinor counterpart, arise naturally from the Dirac equation itself. Expect eight to ten focused hours.</w:t>
+        <w:t>Two calculations in this lesson deserve special attention going forward: the completeness relation Σₛu</w:t>
+      </w:r>
+      <w:r>
+        <w:rPr>
+          <w:vertAlign w:val="subscript"/>
+        </w:rPr>
+        <w:t>s</w:t>
+      </w:r>
+      <w:r>
+        <w:t>(p)ū</w:t>
+      </w:r>
+      <w:r>
+        <w:rPr>
+          <w:vertAlign w:val="subscript"/>
+        </w:rPr>
+        <w:t>s</w:t>
+      </w:r>
+      <w:r>
+        <w:t>(p) = p̸+m, which is the single most frequently used identity in every unpolarized cross-section calculation from Lesson 54 onward, and the projector formalism that shows how it, and its v-spinor counterpart, arise naturally from the Dirac equation itself. Expect eight to ten focused hours.</w:t>
       </w:r>
     </w:p>
     <w:p>
@@ -127,7 +145,43 @@
         <w:pStyle w:val="ListBullet"/>
       </w:pPr>
       <w:r>
-        <w:t>Derive the completeness relations Σu_sū_s=p̸+m and Σv_sv̄_s=p̸−m.</w:t>
+        <w:t>Derive the completeness relations Σu</w:t>
+      </w:r>
+      <w:r>
+        <w:rPr>
+          <w:vertAlign w:val="subscript"/>
+        </w:rPr>
+        <w:t>s</w:t>
+      </w:r>
+      <w:r>
+        <w:t>ū</w:t>
+      </w:r>
+      <w:r>
+        <w:rPr>
+          <w:vertAlign w:val="subscript"/>
+        </w:rPr>
+        <w:t>s</w:t>
+      </w:r>
+      <w:r>
+        <w:t>=p̸+m and Σv</w:t>
+      </w:r>
+      <w:r>
+        <w:rPr>
+          <w:vertAlign w:val="subscript"/>
+        </w:rPr>
+        <w:t>s</w:t>
+      </w:r>
+      <w:r>
+        <w:t>v̄</w:t>
+      </w:r>
+      <w:r>
+        <w:rPr>
+          <w:vertAlign w:val="subscript"/>
+        </w:rPr>
+        <w:t>s</w:t>
+      </w:r>
+      <w:r>
+        <w:t>=p̸−m.</w:t>
       </w:r>
     </w:p>
     <w:p>
@@ -272,7 +326,25 @@
           </w:tcPr>
           <w:p>
             <w:r>
-              <w:t>u_s(p), v_s(p)</w:t>
+              <w:t>u</w:t>
+            </w:r>
+            <w:r>
+              <w:rPr>
+                <w:vertAlign w:val="subscript"/>
+              </w:rPr>
+              <w:t>s</w:t>
+            </w:r>
+            <w:r>
+              <w:t>(p), v</w:t>
+            </w:r>
+            <w:r>
+              <w:rPr>
+                <w:vertAlign w:val="subscript"/>
+              </w:rPr>
+              <w:t>s</w:t>
+            </w:r>
+            <w:r>
+              <w:t>(p)</w:t>
             </w:r>
           </w:p>
         </w:tc>
@@ -309,7 +381,34 @@
           </w:tcPr>
           <w:p>
             <w:r>
-              <w:t>Σ^μν = (i/4)[γ^μ,γ^ν]</w:t>
+              <w:t>Σ</w:t>
+            </w:r>
+            <w:r>
+              <w:rPr>
+                <w:vertAlign w:val="superscript"/>
+              </w:rPr>
+              <w:t>μν</w:t>
+            </w:r>
+            <w:r>
+              <w:t xml:space="preserve"> = (i/4)[γ</w:t>
+            </w:r>
+            <w:r>
+              <w:rPr>
+                <w:vertAlign w:val="superscript"/>
+              </w:rPr>
+              <w:t>μ</w:t>
+            </w:r>
+            <w:r>
+              <w:t>,γ</w:t>
+            </w:r>
+            <w:r>
+              <w:rPr>
+                <w:vertAlign w:val="superscript"/>
+              </w:rPr>
+              <w:t>ν</w:t>
+            </w:r>
+            <w:r>
+              <w:t>]</w:t>
             </w:r>
           </w:p>
         </w:tc>
@@ -346,7 +445,13 @@
           </w:tcPr>
           <w:p>
             <w:r>
-              <w:t>Σ_z</w:t>
+              <w:t>Σ</w:t>
+            </w:r>
+            <w:r>
+              <w:rPr>
+                <w:vertAlign w:val="subscript"/>
+              </w:rPr>
+              <w:t>z</w:t>
             </w:r>
           </w:p>
         </w:tc>
@@ -420,7 +525,25 @@
           </w:tcPr>
           <w:p>
             <w:r>
-              <w:t>Λ_+(p), Λ_−(p)</w:t>
+              <w:t>Λ</w:t>
+            </w:r>
+            <w:r>
+              <w:rPr>
+                <w:vertAlign w:val="subscript"/>
+              </w:rPr>
+              <w:t>+</w:t>
+            </w:r>
+            <w:r>
+              <w:t>(p), Λ</w:t>
+            </w:r>
+            <w:r>
+              <w:rPr>
+                <w:vertAlign w:val="subscript"/>
+              </w:rPr>
+              <w:t>−</w:t>
+            </w:r>
+            <w:r>
+              <w:t>(p)</w:t>
             </w:r>
           </w:p>
         </w:tc>
@@ -457,7 +580,13 @@
           </w:tcPr>
           <w:p>
             <w:r>
-              <w:t>N_s</w:t>
+              <w:t>N</w:t>
+            </w:r>
+            <w:r>
+              <w:rPr>
+                <w:vertAlign w:val="subscript"/>
+              </w:rPr>
+              <w:t>s</w:t>
             </w:r>
           </w:p>
         </w:tc>
@@ -480,6 +609,76 @@
         </w:tc>
       </w:tr>
     </w:tbl>
+    <w:tbl>
+      <w:tblPr>
+        <w:tblW w:type="auto" w:w="0"/>
+        <w:jc w:val="center"/>
+        <w:tblLayout w:type="fixed"/>
+        <w:tblLook w:firstColumn="1" w:firstRow="1" w:lastColumn="0" w:lastRow="0" w:noHBand="0" w:noVBand="1" w:val="04A0"/>
+        <w:tblBorders>
+          <w:top w:val="single" w:sz="8" w:color="7FA7CF"/>
+          <w:left w:val="single" w:sz="8" w:color="7FA7CF"/>
+          <w:bottom w:val="single" w:sz="8" w:color="7FA7CF"/>
+          <w:right w:val="single" w:sz="8" w:color="7FA7CF"/>
+        </w:tblBorders>
+      </w:tblPr>
+      <w:tblGrid>
+        <w:gridCol w:w="9392"/>
+      </w:tblGrid>
+      <w:tr>
+        <w:tc>
+          <w:tcPr>
+            <w:tcW w:type="dxa" w:w="9392"/>
+            <w:shd w:fill="F3F7FB"/>
+            <w:tcMar>
+              <w:top w:w="140" w:type="dxa"/>
+              <w:start w:w="140" w:type="dxa"/>
+              <w:bottom w:w="140" w:type="dxa"/>
+              <w:end w:w="140" w:type="dxa"/>
+            </w:tcMar>
+          </w:tcPr>
+          <w:p>
+            <w:r>
+              <w:rPr>
+                <w:b/>
+                <w:color w:val="1F4E78"/>
+              </w:rPr>
+              <w:t>First pass: the result before the derivation</w:t>
+            </w:r>
+          </w:p>
+          <w:p>
+            <w:pPr>
+              <w:spacing w:after="60"/>
+            </w:pPr>
+            <w:r>
+              <w:t>The adjoint ψ̄ = ψ†γ⁰, not ψ†, makes covariant combinations, and sixteen bilinears ψ̄Γψ classify how they transform. A Dirac particle at rest has spin 1/2.</w:t>
+            </w:r>
+          </w:p>
+          <w:p>
+            <w:pPr>
+              <w:spacing w:after="60"/>
+            </w:pPr>
+            <w:r>
+              <w:t>The current ψ̄γ</w:t>
+            </w:r>
+            <w:r>
+              <w:rPr>
+                <w:vertAlign w:val="superscript"/>
+              </w:rPr>
+              <w:t>μ</w:t>
+            </w:r>
+            <w:r>
+              <w:t>ψ built here is the thing the photon couples to in QED.</w:t>
+            </w:r>
+          </w:p>
+        </w:tc>
+      </w:tr>
+    </w:tbl>
+    <w:p>
+      <w:pPr>
+        <w:spacing w:after="80"/>
+      </w:pPr>
+    </w:p>
     <w:p>
       <w:pPr>
         <w:pStyle w:val="Heading2"/>
@@ -564,7 +763,97 @@
     </w:p>
     <w:p>
       <w:r>
-        <w:t>Verify that ψ̄ψ=ψ†γ⁰ψ reduces, in the Dirac representation with ψ=(ψ_A,ψ_B)ᵀ (each a two-component block), to ψ_A†ψ_A−ψ_B†ψ_B, using γ⁰=diag(I,−I). This is manifestly different from ψ†ψ=ψ_A†ψ_A+ψ_B†ψ_B, and it is ψ̄ψ, with its relative minus sign between the two blocks, that turns out to be the genuinely Lorentz-invariant combination.</w:t>
+        <w:t>Verify that ψ̄ψ=ψ†γ⁰ψ reduces, in the Dirac representation with ψ=(ψ</w:t>
+      </w:r>
+      <w:r>
+        <w:rPr>
+          <w:vertAlign w:val="subscript"/>
+        </w:rPr>
+        <w:t>A</w:t>
+      </w:r>
+      <w:r>
+        <w:t>,ψ</w:t>
+      </w:r>
+      <w:r>
+        <w:rPr>
+          <w:vertAlign w:val="subscript"/>
+        </w:rPr>
+        <w:t>B</w:t>
+      </w:r>
+      <w:r>
+        <w:t>)ᵀ (each a two-component block), to ψ</w:t>
+      </w:r>
+      <w:r>
+        <w:rPr>
+          <w:vertAlign w:val="subscript"/>
+        </w:rPr>
+        <w:t>A†</w:t>
+      </w:r>
+      <w:r>
+        <w:t>ψ</w:t>
+      </w:r>
+      <w:r>
+        <w:rPr>
+          <w:vertAlign w:val="subscript"/>
+        </w:rPr>
+        <w:t>A</w:t>
+      </w:r>
+      <w:r>
+        <w:t>−ψ</w:t>
+      </w:r>
+      <w:r>
+        <w:rPr>
+          <w:vertAlign w:val="subscript"/>
+        </w:rPr>
+        <w:t>B†</w:t>
+      </w:r>
+      <w:r>
+        <w:t>ψ</w:t>
+      </w:r>
+      <w:r>
+        <w:rPr>
+          <w:vertAlign w:val="subscript"/>
+        </w:rPr>
+        <w:t>B</w:t>
+      </w:r>
+      <w:r>
+        <w:t>, using γ⁰=diag(I,−I). This is manifestly different from ψ†ψ=ψ</w:t>
+      </w:r>
+      <w:r>
+        <w:rPr>
+          <w:vertAlign w:val="subscript"/>
+        </w:rPr>
+        <w:t>A†</w:t>
+      </w:r>
+      <w:r>
+        <w:t>ψ</w:t>
+      </w:r>
+      <w:r>
+        <w:rPr>
+          <w:vertAlign w:val="subscript"/>
+        </w:rPr>
+        <w:t>A</w:t>
+      </w:r>
+      <w:r>
+        <w:t>+ψ</w:t>
+      </w:r>
+      <w:r>
+        <w:rPr>
+          <w:vertAlign w:val="subscript"/>
+        </w:rPr>
+        <w:t>B†</w:t>
+      </w:r>
+      <w:r>
+        <w:t>ψ</w:t>
+      </w:r>
+      <w:r>
+        <w:rPr>
+          <w:vertAlign w:val="subscript"/>
+        </w:rPr>
+        <w:t>B</w:t>
+      </w:r>
+      <w:r>
+        <w:t>, and it is ψ̄ψ, with its relative minus sign between the two blocks, that turns out to be the genuinely Lorentz-invariant combination.</w:t>
       </w:r>
     </w:p>
     <w:p>
@@ -738,7 +1027,13 @@
           </w:tcPr>
           <w:p>
             <w:r>
-              <w:t>γ^μ</w:t>
+              <w:t>γ</w:t>
+            </w:r>
+            <w:r>
+              <w:rPr>
+                <w:vertAlign w:val="superscript"/>
+              </w:rPr>
+              <w:t>μ</w:t>
             </w:r>
           </w:p>
         </w:tc>
@@ -793,7 +1088,34 @@
           </w:tcPr>
           <w:p>
             <w:r>
-              <w:t>σ^μν=(i/2)[γ^μ,γ^ν]</w:t>
+              <w:t>σ</w:t>
+            </w:r>
+            <w:r>
+              <w:rPr>
+                <w:vertAlign w:val="superscript"/>
+              </w:rPr>
+              <w:t>μν</w:t>
+            </w:r>
+            <w:r>
+              <w:t>=(i/2)[γ</w:t>
+            </w:r>
+            <w:r>
+              <w:rPr>
+                <w:vertAlign w:val="superscript"/>
+              </w:rPr>
+              <w:t>μ</w:t>
+            </w:r>
+            <w:r>
+              <w:t>,γ</w:t>
+            </w:r>
+            <w:r>
+              <w:rPr>
+                <w:vertAlign w:val="superscript"/>
+              </w:rPr>
+              <w:t>ν</w:t>
+            </w:r>
+            <w:r>
+              <w:t>]</w:t>
             </w:r>
           </w:p>
         </w:tc>
@@ -847,7 +1169,16 @@
           </w:tcPr>
           <w:p>
             <w:r>
-              <w:t>γ^μγ⁵</w:t>
+              <w:t>γ</w:t>
+            </w:r>
+            <w:r>
+              <w:rPr>
+                <w:vertAlign w:val="superscript"/>
+              </w:rPr>
+              <w:t>μ</w:t>
+            </w:r>
+            <w:r>
+              <w:t>γ⁵</w:t>
             </w:r>
           </w:p>
         </w:tc>
@@ -957,7 +1288,25 @@
     </w:p>
     <w:p>
       <w:r>
-        <w:t>For any two Dirac spinors ψ, χ, the five bilinears ψ̄Γχ built from Section 2.1's matrices transform, respectively, as a scalar, a vector, an antisymmetric tensor, an axial vector, and a pseudoscalar under Lorentz transformations, and the last two additionally acquire an extra minus sign under parity (defined properly once the parity transformation on spinors is available; the term "axial" and "pseudo" anticipate exactly this behavior). This classification is used every time a candidate interaction term is written down: the QED interaction of Lesson 40, for instance, is built from the vector bilinear ψ̄γ^μψ specifically, and no other choice from this list, because only the vector bilinear can couple consistently to the vector potential A^μ while preserving parity, a requirement satisfied by the electromagnetic interaction (though not by the weak interaction, which famously uses the axial vector combination as well, a fact outside this course's scope).</w:t>
+        <w:t>For any two Dirac spinors ψ, χ, the five bilinears ψ̄Γχ built from Section 2.1's matrices transform, respectively, as a scalar, a vector, an antisymmetric tensor, an axial vector, and a pseudoscalar under Lorentz transformations, and the last two additionally acquire an extra minus sign under parity (defined properly once the parity transformation on spinors is available; the term "axial" and "pseudo" anticipate exactly this behavior). This classification is used every time a candidate interaction term is written down: the QED interaction of Lesson 40, for instance, is built from the vector bilinear ψ̄γ</w:t>
+      </w:r>
+      <w:r>
+        <w:rPr>
+          <w:vertAlign w:val="superscript"/>
+        </w:rPr>
+        <w:t>μ</w:t>
+      </w:r>
+      <w:r>
+        <w:t>ψ specifically, and no other choice from this list, because only the vector bilinear can couple consistently to the vector potential A</w:t>
+      </w:r>
+      <w:r>
+        <w:rPr>
+          <w:vertAlign w:val="superscript"/>
+        </w:rPr>
+        <w:t>μ</w:t>
+      </w:r>
+      <w:r>
+        <w:t xml:space="preserve"> while preserving parity, a requirement satisfied by the electromagnetic interaction (though not by the weak interaction, which famously uses the axial vector combination as well, a fact outside this course's scope).</w:t>
       </w:r>
     </w:p>
     <w:p>
@@ -971,7 +1320,70 @@
     </w:p>
     <w:p>
       <w:r>
-        <w:t>State which bilinear from Section 2.1 the electromagnetic current of Lesson 24 will turn out to be built from. The current j^μ=ψ̄γ^μψ uses Γ=γ^μ, the vector bilinear, consistent with j^μ needing to transform as a genuine four-vector (Lesson 4) to serve as the source term in the covariant Maxwell equation ∂_μF^μν=j^ν of Lesson 43.</w:t>
+        <w:t>State which bilinear from Section 2.1 the electromagnetic current of Lesson 24 will turn out to be built from. The current j</w:t>
+      </w:r>
+      <w:r>
+        <w:rPr>
+          <w:vertAlign w:val="superscript"/>
+        </w:rPr>
+        <w:t>μ</w:t>
+      </w:r>
+      <w:r>
+        <w:t>=ψ̄γ</w:t>
+      </w:r>
+      <w:r>
+        <w:rPr>
+          <w:vertAlign w:val="superscript"/>
+        </w:rPr>
+        <w:t>μ</w:t>
+      </w:r>
+      <w:r>
+        <w:t>ψ uses Γ=γ</w:t>
+      </w:r>
+      <w:r>
+        <w:rPr>
+          <w:vertAlign w:val="superscript"/>
+        </w:rPr>
+        <w:t>μ</w:t>
+      </w:r>
+      <w:r>
+        <w:t>, the vector bilinear, consistent with j</w:t>
+      </w:r>
+      <w:r>
+        <w:rPr>
+          <w:vertAlign w:val="superscript"/>
+        </w:rPr>
+        <w:t>μ</w:t>
+      </w:r>
+      <w:r>
+        <w:t xml:space="preserve"> needing to transform as a genuine four-vector (Lesson 4) to serve as the source term in the covariant Maxwell equation ∂</w:t>
+      </w:r>
+      <w:r>
+        <w:rPr>
+          <w:vertAlign w:val="subscript"/>
+        </w:rPr>
+        <w:t>μ</w:t>
+      </w:r>
+      <w:r>
+        <w:t>F</w:t>
+      </w:r>
+      <w:r>
+        <w:rPr>
+          <w:vertAlign w:val="superscript"/>
+        </w:rPr>
+        <w:t>μν</w:t>
+      </w:r>
+      <w:r>
+        <w:t>=j</w:t>
+      </w:r>
+      <w:r>
+        <w:rPr>
+          <w:vertAlign w:val="superscript"/>
+        </w:rPr>
+        <w:t>ν</w:t>
+      </w:r>
+      <w:r>
+        <w:t xml:space="preserve"> of Lesson 43.</w:t>
       </w:r>
     </w:p>
     <w:p>
@@ -1199,7 +1611,16 @@
     </w:p>
     <w:p>
       <w:r>
-        <w:t>with σ_z the ordinary Pauli matrix of Lesson 1 and Lesson 15, now appearing in both diagonal blocks of the 4×4 spin operator. More generally, Σᵢ=(1/2)εᵢⱼₖσʲᵏ organizes into Σ=diag(σ,σ), block-diagonal with the same two-component Pauli matrix repeated for the upper and lower components.</w:t>
+        <w:t>with σ</w:t>
+      </w:r>
+      <w:r>
+        <w:rPr>
+          <w:vertAlign w:val="subscript"/>
+        </w:rPr>
+        <w:t>z</w:t>
+      </w:r>
+      <w:r>
+        <w:t xml:space="preserve"> the ordinary Pauli matrix of Lesson 1 and Lesson 15, now appearing in both diagonal blocks of the 4×4 spin operator. More generally, Σᵢ=(1/2)εᵢⱼₖσʲᵏ organizes into Σ=diag(σ,σ), block-diagonal with the same two-component Pauli matrix repeated for the upper and lower components.</w:t>
       </w:r>
     </w:p>
     <w:p>
@@ -1212,7 +1633,25 @@
     </w:p>
     <w:p>
       <w:r>
-        <w:t>Acting on the rest-frame solutions of Lesson 20, Section 5.2, Ĥ_D-eigenstates with u=(χ,0)ᵀ or (0,χ)ᵀ, the operator (1/2)Σ_z acts as the ordinary spin-1/2 operator of Lesson 15 acts on the two-component block χ, giving eigenvalues ±1/2 (in units of ℏ=1) as expected. This confirms that the Dirac equation describes a spin-1/2 particle: the spin-1/2 structure emerges from the same algebraic apparatus, the gamma matrices, that was forced upon the theory by Lesson 19's pure consistency argument, exactly the point anticipated there in Section 5.3.</w:t>
+        <w:t>Acting on the rest-frame solutions of Lesson 20, Section 5.2, Ĥ</w:t>
+      </w:r>
+      <w:r>
+        <w:rPr>
+          <w:vertAlign w:val="subscript"/>
+        </w:rPr>
+        <w:t>D</w:t>
+      </w:r>
+      <w:r>
+        <w:t>-eigenstates with u=(χ,0)ᵀ or (0,χ)ᵀ, the operator (1/2)Σ</w:t>
+      </w:r>
+      <w:r>
+        <w:rPr>
+          <w:vertAlign w:val="subscript"/>
+        </w:rPr>
+        <w:t>z</w:t>
+      </w:r>
+      <w:r>
+        <w:t xml:space="preserve"> acts as the ordinary spin-1/2 operator of Lesson 15 acts on the two-component block χ, giving eigenvalues ±1/2 (in units of ℏ=1) as expected. This confirms that the Dirac equation describes a spin-1/2 particle: the spin-1/2 structure emerges from the same algebraic apparatus, the gamma matrices, that was forced upon the theory by Lesson 19's pure consistency argument, exactly the point anticipated there in Section 5.3.</w:t>
       </w:r>
     </w:p>
     <w:p>
@@ -1226,7 +1665,79 @@
     </w:p>
     <w:p>
       <w:r>
-        <w:t>Verify (1/2)Σ_z u₁ = (1/2)u₁ for u₁=(1,0,0,0)ᵀ, the first rest-frame spinor of Lesson 20, Section 5.2. Σ_z u₁ = diag(σ_z,σ_z)(1,0,0,0)ᵀ = (σ_z(1,0)ᵀ,σ_z(0,0)ᵀ)ᵀ = ((1,0)ᵀ,(0,0)ᵀ)ᵀ = (1,0,0,0)ᵀ = u₁, using σ_z(1,0)ᵀ=(1,0)ᵀ (Lesson 15, Section 3.1). So (1/2)Σ_zu₁=(1/2)u₁, confirming eigenvalue +1/2, matching the χ=(1,0)ᵀ (spin-up) label assigned in Lesson 20.</w:t>
+        <w:t>Verify (1/2)Σ</w:t>
+      </w:r>
+      <w:r>
+        <w:rPr>
+          <w:vertAlign w:val="subscript"/>
+        </w:rPr>
+        <w:t>z</w:t>
+      </w:r>
+      <w:r>
+        <w:t xml:space="preserve"> u₁ = (1/2)u₁ for u₁=(1,0,0,0)ᵀ, the first rest-frame spinor of Lesson 20, Section 5.2. Σ</w:t>
+      </w:r>
+      <w:r>
+        <w:rPr>
+          <w:vertAlign w:val="subscript"/>
+        </w:rPr>
+        <w:t>z</w:t>
+      </w:r>
+      <w:r>
+        <w:t xml:space="preserve"> u₁ = diag(σ</w:t>
+      </w:r>
+      <w:r>
+        <w:rPr>
+          <w:vertAlign w:val="subscript"/>
+        </w:rPr>
+        <w:t>z</w:t>
+      </w:r>
+      <w:r>
+        <w:t>,σ</w:t>
+      </w:r>
+      <w:r>
+        <w:rPr>
+          <w:vertAlign w:val="subscript"/>
+        </w:rPr>
+        <w:t>z</w:t>
+      </w:r>
+      <w:r>
+        <w:t>)(1,0,0,0)ᵀ = (σ</w:t>
+      </w:r>
+      <w:r>
+        <w:rPr>
+          <w:vertAlign w:val="subscript"/>
+        </w:rPr>
+        <w:t>z</w:t>
+      </w:r>
+      <w:r>
+        <w:t>(1,0)ᵀ,σ</w:t>
+      </w:r>
+      <w:r>
+        <w:rPr>
+          <w:vertAlign w:val="subscript"/>
+        </w:rPr>
+        <w:t>z</w:t>
+      </w:r>
+      <w:r>
+        <w:t>(0,0)ᵀ)ᵀ = ((1,0)ᵀ,(0,0)ᵀ)ᵀ = (1,0,0,0)ᵀ = u₁, using σ</w:t>
+      </w:r>
+      <w:r>
+        <w:rPr>
+          <w:vertAlign w:val="subscript"/>
+        </w:rPr>
+        <w:t>z</w:t>
+      </w:r>
+      <w:r>
+        <w:t>(1,0)ᵀ=(1,0)ᵀ (Lesson 15, Section 3.1). So (1/2)Σ</w:t>
+      </w:r>
+      <w:r>
+        <w:rPr>
+          <w:vertAlign w:val="subscript"/>
+        </w:rPr>
+        <w:t>z</w:t>
+      </w:r>
+      <w:r>
+        <w:t>u₁=(1/2)u₁, confirming eigenvalue +1/2, matching the χ=(1,0)ᵀ (spin-up) label assigned in Lesson 20.</w:t>
       </w:r>
     </w:p>
     <w:p>
@@ -1247,7 +1758,16 @@
     </w:p>
     <w:p>
       <w:r>
-        <w:t>For a moving particle, Σ_z is no longer generally the most useful spin label, because it is not conserved for a general direction of motion (the same issue as Lesson 14, Section 1.3, applied to this covariant spin operator). The projection of spin along the direction of motion, called helicity,</w:t>
+        <w:t>For a moving particle, Σ</w:t>
+      </w:r>
+      <w:r>
+        <w:rPr>
+          <w:vertAlign w:val="subscript"/>
+        </w:rPr>
+        <w:t>z</w:t>
+      </w:r>
+      <w:r>
+        <w:t xml:space="preserve"> is no longer generally the most useful spin label, because it is not conserved for a general direction of motion (the same issue as Lesson 14, Section 1.3, applied to this covariant spin operator). The projection of spin along the direction of motion, called helicity,</w:t>
       </w:r>
     </w:p>
     <w:p>
@@ -1319,7 +1839,34 @@
     </w:p>
     <w:p>
       <w:r>
-        <w:t>For a particle moving along z, taking χ to be an eigenstate of σ_z (eigenvalue ±1) in the spinor construction u(p) of Lesson 20, Section 6.2, gives a state of definite helicity ±1/2 (in units of ℏ), since p̂=ẑ and Σ_z acts as before. For a particle moving in a general direction, the analogous construction uses χ as an eigenstate of σ·p̂ rather than σ_z, exactly the general-axis spin eigenstate of Lesson 15, Section 3.2.</w:t>
+        <w:t>For a particle moving along z, taking χ to be an eigenstate of σ</w:t>
+      </w:r>
+      <w:r>
+        <w:rPr>
+          <w:vertAlign w:val="subscript"/>
+        </w:rPr>
+        <w:t>z</w:t>
+      </w:r>
+      <w:r>
+        <w:t xml:space="preserve"> (eigenvalue ±1) in the spinor construction u(p) of Lesson 20, Section 6.2, gives a state of definite helicity ±1/2 (in units of ℏ), since p̂=ẑ and Σ</w:t>
+      </w:r>
+      <w:r>
+        <w:rPr>
+          <w:vertAlign w:val="subscript"/>
+        </w:rPr>
+        <w:t>z</w:t>
+      </w:r>
+      <w:r>
+        <w:t xml:space="preserve"> acts as before. For a particle moving in a general direction, the analogous construction uses χ as an eigenstate of σ·p̂ rather than σ</w:t>
+      </w:r>
+      <w:r>
+        <w:rPr>
+          <w:vertAlign w:val="subscript"/>
+        </w:rPr>
+        <w:t>z</w:t>
+      </w:r>
+      <w:r>
+        <w:t>, exactly the general-axis spin eigenstate of Lesson 15, Section 3.2.</w:t>
       </w:r>
     </w:p>
     <w:p>
@@ -1354,7 +1901,16 @@
     </w:p>
     <w:p>
       <w:r>
-        <w:t>For the covariantly normalized spinors of Lesson 20, Section 7 (u†(p)u(p)=2E_p), the following orthogonality relations hold, with s,s′ labeling the two spin (or helicity) states at fixed momentum p.</w:t>
+        <w:t>For the covariantly normalized spinors of Lesson 20, Section 7 (u†(p)u(p)=2E</w:t>
+      </w:r>
+      <w:r>
+        <w:rPr>
+          <w:vertAlign w:val="subscript"/>
+        </w:rPr>
+        <w:t>p</w:t>
+      </w:r>
+      <w:r>
+        <w:t>), the following orthogonality relations hold, with s,s′ labeling the two spin (or helicity) states at fixed momentum p.</w:t>
       </w:r>
     </w:p>
     <w:p>
@@ -1569,7 +2125,70 @@
     </w:p>
     <w:p>
       <w:r>
-        <w:t>Verify ū_s(p)u_s(p)=2m for a single spin state using the explicit spinor. With u=N(χ,(σ·p)/(E_p+m)χ)ᵀ, ū u = u†γ⁰u = N²[χ†χ − χ†(σ·p)²/(E_p+m)²χ] (using γ⁰=diag(I,−I) to flip the sign of the lower block's contribution). Using (σ·p)²=|p|²I and χ†χ=1, this is N²[1−|p|²/(E_p+m)²]. Following the same algebra as Lesson 20, Worked example 6, but with a relative minus sign, this simplifies to N²·2m/(E_p+m); with N²=E_p+m (Lesson 20, Section 7.1), the result is 2m, as claimed.</w:t>
+        <w:t>Verify ū</w:t>
+      </w:r>
+      <w:r>
+        <w:rPr>
+          <w:vertAlign w:val="subscript"/>
+        </w:rPr>
+        <w:t>s</w:t>
+      </w:r>
+      <w:r>
+        <w:t>(p)u</w:t>
+      </w:r>
+      <w:r>
+        <w:rPr>
+          <w:vertAlign w:val="subscript"/>
+        </w:rPr>
+        <w:t>s</w:t>
+      </w:r>
+      <w:r>
+        <w:t>(p)=2m for a single spin state using the explicit spinor. With u=N(χ,(σ·p)/(E</w:t>
+      </w:r>
+      <w:r>
+        <w:rPr>
+          <w:vertAlign w:val="subscript"/>
+        </w:rPr>
+        <w:t>p</w:t>
+      </w:r>
+      <w:r>
+        <w:t>+m)χ)ᵀ, ū u = u†γ⁰u = N²[χ†χ − χ†(σ·p)²/(E</w:t>
+      </w:r>
+      <w:r>
+        <w:rPr>
+          <w:vertAlign w:val="subscript"/>
+        </w:rPr>
+        <w:t>p</w:t>
+      </w:r>
+      <w:r>
+        <w:t>+m)²χ] (using γ⁰=diag(I,−I) to flip the sign of the lower block's contribution). Using (σ·p)²=|p|²I and χ†χ=1, this is N²[1−|p|²/(E</w:t>
+      </w:r>
+      <w:r>
+        <w:rPr>
+          <w:vertAlign w:val="subscript"/>
+        </w:rPr>
+        <w:t>p</w:t>
+      </w:r>
+      <w:r>
+        <w:t>+m)²]. Following the same algebra as Lesson 20, Worked example 6, but with a relative minus sign, this simplifies to N²·2m/(E</w:t>
+      </w:r>
+      <w:r>
+        <w:rPr>
+          <w:vertAlign w:val="subscript"/>
+        </w:rPr>
+        <w:t>p</w:t>
+      </w:r>
+      <w:r>
+        <w:t>+m); with N²=E</w:t>
+      </w:r>
+      <w:r>
+        <w:rPr>
+          <w:vertAlign w:val="subscript"/>
+        </w:rPr>
+        <w:t>p</w:t>
+      </w:r>
+      <w:r>
+        <w:t>+m (Lesson 20, Section 7.1), the result is 2m, as claimed.</w:t>
       </w:r>
     </w:p>
     <w:p>
@@ -1590,7 +2209,25 @@
     </w:p>
     <w:p>
       <w:r>
-        <w:t>Summing the outer product u_s(p)ū_s(p) over the two spin states s=1,2 gives a matrix identity, derivable directly from the explicit block form of u(p) (Exercise 11 works through it in full).</w:t>
+        <w:t>Summing the outer product u</w:t>
+      </w:r>
+      <w:r>
+        <w:rPr>
+          <w:vertAlign w:val="subscript"/>
+        </w:rPr>
+        <w:t>s</w:t>
+      </w:r>
+      <w:r>
+        <w:t>(p)ū</w:t>
+      </w:r>
+      <w:r>
+        <w:rPr>
+          <w:vertAlign w:val="subscript"/>
+        </w:rPr>
+        <w:t>s</w:t>
+      </w:r>
+      <w:r>
+        <w:t>(p) over the two spin states s=1,2 gives a matrix identity, derivable directly from the explicit block form of u(p) (Exercise 11 works through it in full).</w:t>
       </w:r>
     </w:p>
     <w:p>
@@ -1758,7 +2395,160 @@
     </w:p>
     <w:p>
       <w:r>
-        <w:t>Show how Lesson 21's example trace, Tr[(p̸₁+m)γ^μ(p̸₂+m)γ^ν], arises directly from a completeness-relation substitution. In a calculation such as electron-muon scattering (Lesson 54), a piece of the squared amplitude summed over the electron's initial and final spins takes the schematic form Σ_(s,s′) [ū_s′(p₂)γ^μu_s(p₁)][ū_s′(p₂)γ^νu_s(p₁)]*. Using ([ū_s′γ^μu_s])* = ū_sγ^μu_s′ (a property of the Dirac adjoint, Exercise 14) and the completeness relation of Section 6.1 twice, once for the sum over s at fixed p₁ and once for the sum over s′ at fixed p₂, collapses the double sum into exactly Tr[(p̸₁+m)γ^μ(p̸₂+m)γ^ν], the trace computed explicitly in Lesson 21, Section 5.</w:t>
+        <w:t>Show how Lesson 21's example trace, Tr[(p̸₁+m)γ</w:t>
+      </w:r>
+      <w:r>
+        <w:rPr>
+          <w:vertAlign w:val="superscript"/>
+        </w:rPr>
+        <w:t>μ</w:t>
+      </w:r>
+      <w:r>
+        <w:t>(p̸₂+m)γ</w:t>
+      </w:r>
+      <w:r>
+        <w:rPr>
+          <w:vertAlign w:val="superscript"/>
+        </w:rPr>
+        <w:t>ν</w:t>
+      </w:r>
+      <w:r>
+        <w:t>], arises directly from a completeness-relation substitution. In a calculation such as electron-muon scattering (Lesson 54), a piece of the squared amplitude summed over the electron's initial and final spins takes the schematic form Σ</w:t>
+      </w:r>
+      <w:r>
+        <w:rPr>
+          <w:vertAlign w:val="subscript"/>
+        </w:rPr>
+        <w:t>s,s′</w:t>
+      </w:r>
+      <w:r>
+        <w:t xml:space="preserve"> [ū</w:t>
+      </w:r>
+      <w:r>
+        <w:rPr>
+          <w:vertAlign w:val="subscript"/>
+        </w:rPr>
+        <w:t>s′</w:t>
+      </w:r>
+      <w:r>
+        <w:t>(p₂)γ</w:t>
+      </w:r>
+      <w:r>
+        <w:rPr>
+          <w:vertAlign w:val="superscript"/>
+        </w:rPr>
+        <w:t>μ</w:t>
+      </w:r>
+      <w:r>
+        <w:t>u</w:t>
+      </w:r>
+      <w:r>
+        <w:rPr>
+          <w:vertAlign w:val="subscript"/>
+        </w:rPr>
+        <w:t>s</w:t>
+      </w:r>
+      <w:r>
+        <w:t>(p₁)][ū</w:t>
+      </w:r>
+      <w:r>
+        <w:rPr>
+          <w:vertAlign w:val="subscript"/>
+        </w:rPr>
+        <w:t>s′</w:t>
+      </w:r>
+      <w:r>
+        <w:t>(p₂)γ</w:t>
+      </w:r>
+      <w:r>
+        <w:rPr>
+          <w:vertAlign w:val="superscript"/>
+        </w:rPr>
+        <w:t>ν</w:t>
+      </w:r>
+      <w:r>
+        <w:t>u</w:t>
+      </w:r>
+      <w:r>
+        <w:rPr>
+          <w:vertAlign w:val="subscript"/>
+        </w:rPr>
+        <w:t>s</w:t>
+      </w:r>
+      <w:r>
+        <w:t>(p₁)]*. Using ([ū</w:t>
+      </w:r>
+      <w:r>
+        <w:rPr>
+          <w:vertAlign w:val="subscript"/>
+        </w:rPr>
+        <w:t>s′</w:t>
+      </w:r>
+      <w:r>
+        <w:t>γ</w:t>
+      </w:r>
+      <w:r>
+        <w:rPr>
+          <w:vertAlign w:val="superscript"/>
+        </w:rPr>
+        <w:t>μ</w:t>
+      </w:r>
+      <w:r>
+        <w:t>u</w:t>
+      </w:r>
+      <w:r>
+        <w:rPr>
+          <w:vertAlign w:val="subscript"/>
+        </w:rPr>
+        <w:t>s</w:t>
+      </w:r>
+      <w:r>
+        <w:t>])* = ū</w:t>
+      </w:r>
+      <w:r>
+        <w:rPr>
+          <w:vertAlign w:val="subscript"/>
+        </w:rPr>
+        <w:t>s</w:t>
+      </w:r>
+      <w:r>
+        <w:t>γ</w:t>
+      </w:r>
+      <w:r>
+        <w:rPr>
+          <w:vertAlign w:val="superscript"/>
+        </w:rPr>
+        <w:t>μ</w:t>
+      </w:r>
+      <w:r>
+        <w:t>u</w:t>
+      </w:r>
+      <w:r>
+        <w:rPr>
+          <w:vertAlign w:val="subscript"/>
+        </w:rPr>
+        <w:t>s′</w:t>
+      </w:r>
+      <w:r>
+        <w:t xml:space="preserve"> (a property of the Dirac adjoint, Exercise 14) and the completeness relation of Section 6.1 twice, once for the sum over s at fixed p₁ and once for the sum over s′ at fixed p₂, collapses the double sum into exactly Tr[(p̸₁+m)γ</w:t>
+      </w:r>
+      <w:r>
+        <w:rPr>
+          <w:vertAlign w:val="superscript"/>
+        </w:rPr>
+        <w:t>μ</w:t>
+      </w:r>
+      <w:r>
+        <w:t>(p̸₂+m)γ</w:t>
+      </w:r>
+      <w:r>
+        <w:rPr>
+          <w:vertAlign w:val="superscript"/>
+        </w:rPr>
+        <w:t>ν</w:t>
+      </w:r>
+      <w:r>
+        <w:t>], the trace computed explicitly in Lesson 21, Section 5.</w:t>
       </w:r>
     </w:p>
     <w:p>
@@ -1921,7 +2711,61 @@
     </w:p>
     <w:p>
       <w:r>
-        <w:t>satisfies Λ_+²=Λ_+ (Exercise 12), exactly the projector property established for the chiral projectors in Lesson 21, Section 4.3, though Λ_+ projects onto the positive-energy subspace of spinor space rather than onto a chirality eigenspace; the corresponding negative-energy projector is Λ_−(p)=(m−p̸)/(2m), and Λ_++Λ_−=I, the same resolution-of-identity structure met repeatedly throughout the course.</w:t>
+        <w:t>satisfies Λ</w:t>
+      </w:r>
+      <w:r>
+        <w:rPr>
+          <w:vertAlign w:val="subscript"/>
+        </w:rPr>
+        <w:t>+²</w:t>
+      </w:r>
+      <w:r>
+        <w:t>=Λ</w:t>
+      </w:r>
+      <w:r>
+        <w:rPr>
+          <w:vertAlign w:val="subscript"/>
+        </w:rPr>
+        <w:t>+</w:t>
+      </w:r>
+      <w:r>
+        <w:t xml:space="preserve"> (Exercise 12), exactly the projector property established for the chiral projectors in Lesson 21, Section 4.3, though Λ</w:t>
+      </w:r>
+      <w:r>
+        <w:rPr>
+          <w:vertAlign w:val="subscript"/>
+        </w:rPr>
+        <w:t>+</w:t>
+      </w:r>
+      <w:r>
+        <w:t xml:space="preserve"> projects onto the positive-energy subspace of spinor space rather than onto a chirality eigenspace; the corresponding negative-energy projector is Λ</w:t>
+      </w:r>
+      <w:r>
+        <w:rPr>
+          <w:vertAlign w:val="subscript"/>
+        </w:rPr>
+        <w:t>−</w:t>
+      </w:r>
+      <w:r>
+        <w:t>(p)=(m−p̸)/(2m), and Λ</w:t>
+      </w:r>
+      <w:r>
+        <w:rPr>
+          <w:vertAlign w:val="subscript"/>
+        </w:rPr>
+        <w:t>+</w:t>
+      </w:r>
+      <w:r>
+        <w:t>+Λ</w:t>
+      </w:r>
+      <w:r>
+        <w:rPr>
+          <w:vertAlign w:val="subscript"/>
+        </w:rPr>
+        <w:t>−</w:t>
+      </w:r>
+      <w:r>
+        <w:t>=I, the same resolution-of-identity structure met repeatedly throughout the course.</w:t>
       </w:r>
     </w:p>
     <w:p>
@@ -1935,7 +2779,43 @@
     </w:p>
     <w:p>
       <w:r>
-        <w:t>Verify Λ_+(p)+Λ_−(p)=I. Λ_+(p)+Λ_−(p) = (p̸+m)/(2m) + (m−p̸)/(2m) = (p̸+m+m−p̸)/(2m) = 2m/(2m) = I, confirming the two energy projectors sum to the identity, exactly as required for a complete decomposition of spinor space into positive- and negative-energy subspaces.</w:t>
+        <w:t>Verify Λ</w:t>
+      </w:r>
+      <w:r>
+        <w:rPr>
+          <w:vertAlign w:val="subscript"/>
+        </w:rPr>
+        <w:t>+</w:t>
+      </w:r>
+      <w:r>
+        <w:t>(p)+Λ</w:t>
+      </w:r>
+      <w:r>
+        <w:rPr>
+          <w:vertAlign w:val="subscript"/>
+        </w:rPr>
+        <w:t>−</w:t>
+      </w:r>
+      <w:r>
+        <w:t>(p)=I. Λ</w:t>
+      </w:r>
+      <w:r>
+        <w:rPr>
+          <w:vertAlign w:val="subscript"/>
+        </w:rPr>
+        <w:t>+</w:t>
+      </w:r>
+      <w:r>
+        <w:t>(p)+Λ</w:t>
+      </w:r>
+      <w:r>
+        <w:rPr>
+          <w:vertAlign w:val="subscript"/>
+        </w:rPr>
+        <w:t>−</w:t>
+      </w:r>
+      <w:r>
+        <w:t>(p) = (p̸+m)/(2m) + (m−p̸)/(2m) = (p̸+m+m−p̸)/(2m) = 2m/(2m) = I, confirming the two energy projectors sum to the identity, exactly as required for a complete decomposition of spinor space into positive- and negative-energy subspaces.</w:t>
       </w:r>
     </w:p>
     <w:p>
@@ -2056,7 +2936,16 @@
           </w:tcPr>
           <w:p>
             <w:r>
-              <w:t>Bilinear covariants, especially ψ̄γ^μψ</w:t>
+              <w:t>Bilinear covariants, especially ψ̄γ</w:t>
+            </w:r>
+            <w:r>
+              <w:rPr>
+                <w:vertAlign w:val="superscript"/>
+              </w:rPr>
+              <w:t>μ</w:t>
+            </w:r>
+            <w:r>
+              <w:t>ψ</w:t>
             </w:r>
           </w:p>
         </w:tc>
@@ -2204,7 +3093,43 @@
           </w:tcPr>
           <w:p>
             <w:r>
-              <w:t>Completeness relations Σu_sū_s=p̸+m, Σv_sv̄_s=p̸−m</w:t>
+              <w:t>Completeness relations Σu</w:t>
+            </w:r>
+            <w:r>
+              <w:rPr>
+                <w:vertAlign w:val="subscript"/>
+              </w:rPr>
+              <w:t>s</w:t>
+            </w:r>
+            <w:r>
+              <w:t>ū</w:t>
+            </w:r>
+            <w:r>
+              <w:rPr>
+                <w:vertAlign w:val="subscript"/>
+              </w:rPr>
+              <w:t>s</w:t>
+            </w:r>
+            <w:r>
+              <w:t>=p̸+m, Σv</w:t>
+            </w:r>
+            <w:r>
+              <w:rPr>
+                <w:vertAlign w:val="subscript"/>
+              </w:rPr>
+              <w:t>s</w:t>
+            </w:r>
+            <w:r>
+              <w:t>v̄</w:t>
+            </w:r>
+            <w:r>
+              <w:rPr>
+                <w:vertAlign w:val="subscript"/>
+              </w:rPr>
+              <w:t>s</w:t>
+            </w:r>
+            <w:r>
+              <w:t>=p̸−m</w:t>
             </w:r>
           </w:p>
         </w:tc>
@@ -2298,7 +3223,34 @@
         </w:numPr>
       </w:pPr>
       <w:r>
-        <w:t>Sixteen independent matrices, I, γ^μ, σ^μν, γ^μγ⁵, γ⁵, classify every bilinear ψ̄Γχ by its Lorentz transformation type.</w:t>
+        <w:t>Sixteen independent matrices, I, γ</w:t>
+      </w:r>
+      <w:r>
+        <w:rPr>
+          <w:vertAlign w:val="superscript"/>
+        </w:rPr>
+        <w:t>μ</w:t>
+      </w:r>
+      <w:r>
+        <w:t>, σ</w:t>
+      </w:r>
+      <w:r>
+        <w:rPr>
+          <w:vertAlign w:val="superscript"/>
+        </w:rPr>
+        <w:t>μν</w:t>
+      </w:r>
+      <w:r>
+        <w:t>, γ</w:t>
+      </w:r>
+      <w:r>
+        <w:rPr>
+          <w:vertAlign w:val="superscript"/>
+        </w:rPr>
+        <w:t>μ</w:t>
+      </w:r>
+      <w:r>
+        <w:t>γ⁵, γ⁵, classify every bilinear ψ̄Γχ by its Lorentz transformation type.</w:t>
       </w:r>
     </w:p>
     <w:p>
@@ -2310,7 +3262,16 @@
         </w:numPr>
       </w:pPr>
       <w:r>
-        <w:t>The covariant spin tensor σ^μν, restricted to its spatial components, reproduces the Pauli-matrix spin operator of Lesson 15 acting block-diagonally on the four-component spinor.</w:t>
+        <w:t>The covariant spin tensor σ</w:t>
+      </w:r>
+      <w:r>
+        <w:rPr>
+          <w:vertAlign w:val="superscript"/>
+        </w:rPr>
+        <w:t>μν</w:t>
+      </w:r>
+      <w:r>
+        <w:t>, restricted to its spatial components, reproduces the Pauli-matrix spin operator of Lesson 15 acting block-diagonally on the four-component spinor.</w:t>
       </w:r>
     </w:p>
     <w:p>
@@ -2346,7 +3307,79 @@
         </w:numPr>
       </w:pPr>
       <w:r>
-        <w:t>The orthogonality relations ū_su_s′=2mδ_ss′, v̄_sv_s′=−2mδ_ss′, ū_sv_s′=0 hold for the covariantly normalized spinors.</w:t>
+        <w:t>The orthogonality relations ū</w:t>
+      </w:r>
+      <w:r>
+        <w:rPr>
+          <w:vertAlign w:val="subscript"/>
+        </w:rPr>
+        <w:t>s</w:t>
+      </w:r>
+      <w:r>
+        <w:t>u</w:t>
+      </w:r>
+      <w:r>
+        <w:rPr>
+          <w:vertAlign w:val="subscript"/>
+        </w:rPr>
+        <w:t>s′</w:t>
+      </w:r>
+      <w:r>
+        <w:t>=2mδ</w:t>
+      </w:r>
+      <w:r>
+        <w:rPr>
+          <w:vertAlign w:val="subscript"/>
+        </w:rPr>
+        <w:t>s</w:t>
+      </w:r>
+      <w:r>
+        <w:t>s′, v̄</w:t>
+      </w:r>
+      <w:r>
+        <w:rPr>
+          <w:vertAlign w:val="subscript"/>
+        </w:rPr>
+        <w:t>s</w:t>
+      </w:r>
+      <w:r>
+        <w:t>v</w:t>
+      </w:r>
+      <w:r>
+        <w:rPr>
+          <w:vertAlign w:val="subscript"/>
+        </w:rPr>
+        <w:t>s′</w:t>
+      </w:r>
+      <w:r>
+        <w:t>=−2mδ</w:t>
+      </w:r>
+      <w:r>
+        <w:rPr>
+          <w:vertAlign w:val="subscript"/>
+        </w:rPr>
+        <w:t>s</w:t>
+      </w:r>
+      <w:r>
+        <w:t>s′, ū</w:t>
+      </w:r>
+      <w:r>
+        <w:rPr>
+          <w:vertAlign w:val="subscript"/>
+        </w:rPr>
+        <w:t>s</w:t>
+      </w:r>
+      <w:r>
+        <w:t>v</w:t>
+      </w:r>
+      <w:r>
+        <w:rPr>
+          <w:vertAlign w:val="subscript"/>
+        </w:rPr>
+        <w:t>s′</w:t>
+      </w:r>
+      <w:r>
+        <w:t>=0 hold for the covariantly normalized spinors.</w:t>
       </w:r>
     </w:p>
     <w:p>
@@ -2358,7 +3391,43 @@
         </w:numPr>
       </w:pPr>
       <w:r>
-        <w:t>The completeness relations Σu_sū_s=p̸+m and Σv_sv̄_s=p̸−m convert spin sums into gamma-matrix traces.</w:t>
+        <w:t>The completeness relations Σu</w:t>
+      </w:r>
+      <w:r>
+        <w:rPr>
+          <w:vertAlign w:val="subscript"/>
+        </w:rPr>
+        <w:t>s</w:t>
+      </w:r>
+      <w:r>
+        <w:t>ū</w:t>
+      </w:r>
+      <w:r>
+        <w:rPr>
+          <w:vertAlign w:val="subscript"/>
+        </w:rPr>
+        <w:t>s</w:t>
+      </w:r>
+      <w:r>
+        <w:t>=p̸+m and Σv</w:t>
+      </w:r>
+      <w:r>
+        <w:rPr>
+          <w:vertAlign w:val="subscript"/>
+        </w:rPr>
+        <w:t>s</w:t>
+      </w:r>
+      <w:r>
+        <w:t>v̄</w:t>
+      </w:r>
+      <w:r>
+        <w:rPr>
+          <w:vertAlign w:val="subscript"/>
+        </w:rPr>
+        <w:t>s</w:t>
+      </w:r>
+      <w:r>
+        <w:t>=p̸−m convert spin sums into gamma-matrix traces.</w:t>
       </w:r>
     </w:p>
     <w:p>
@@ -2471,7 +3540,40 @@
           </w:tcPr>
           <w:p>
             <w:r>
-              <w:t>Verify v̄_s(p)v_s(p)=−2m for the explicit spinor v(p)=N((σ·p)/(E_p+m)χ,χ)ᵀ, following the method of Worked example 5.</w:t>
+              <w:rPr>
+                <w:b/>
+              </w:rPr>
+              <w:t>Core.</w:t>
+            </w:r>
+            <w:r>
+              <w:t xml:space="preserve"> Verify v̄</w:t>
+            </w:r>
+            <w:r>
+              <w:rPr>
+                <w:vertAlign w:val="subscript"/>
+              </w:rPr>
+              <w:t>s</w:t>
+            </w:r>
+            <w:r>
+              <w:t>(p)v</w:t>
+            </w:r>
+            <w:r>
+              <w:rPr>
+                <w:vertAlign w:val="subscript"/>
+              </w:rPr>
+              <w:t>s</w:t>
+            </w:r>
+            <w:r>
+              <w:t>(p)=−2m for the explicit spinor v(p)=N((σ·p)/(E</w:t>
+            </w:r>
+            <w:r>
+              <w:rPr>
+                <w:vertAlign w:val="subscript"/>
+              </w:rPr>
+              <w:t>p</w:t>
+            </w:r>
+            <w:r>
+              <w:t>+m)χ,χ)ᵀ, following the method of Worked example 5.</w:t>
             </w:r>
           </w:p>
         </w:tc>
@@ -2509,7 +3611,13 @@
           </w:tcPr>
           <w:p>
             <w:r>
-              <w:t>Verify ū(p)v(p)=0 using the explicit block forms of u(p) and v(p) with the same χ, showing the calculation explicitly.</w:t>
+              <w:rPr>
+                <w:b/>
+              </w:rPr>
+              <w:t>Core.</w:t>
+            </w:r>
+            <w:r>
+              <w:t xml:space="preserve"> Verify ū(p)v(p)=0 using the explicit block forms of u(p) and v(p) with the same χ, showing the calculation explicitly.</w:t>
             </w:r>
           </w:p>
         </w:tc>
@@ -2545,7 +3653,40 @@
           </w:tcPr>
           <w:p>
             <w:r>
-              <w:t>Show that σ^μν=(i/2)[γ^μ,γ^ν] is antisymmetric in μ,ν directly from the definition.</w:t>
+              <w:rPr>
+                <w:b/>
+              </w:rPr>
+              <w:t>Core.</w:t>
+            </w:r>
+            <w:r>
+              <w:t xml:space="preserve"> Show that σ</w:t>
+            </w:r>
+            <w:r>
+              <w:rPr>
+                <w:vertAlign w:val="superscript"/>
+              </w:rPr>
+              <w:t>μν</w:t>
+            </w:r>
+            <w:r>
+              <w:t>=(i/2)[γ</w:t>
+            </w:r>
+            <w:r>
+              <w:rPr>
+                <w:vertAlign w:val="superscript"/>
+              </w:rPr>
+              <w:t>μ</w:t>
+            </w:r>
+            <w:r>
+              <w:t>,γ</w:t>
+            </w:r>
+            <w:r>
+              <w:rPr>
+                <w:vertAlign w:val="superscript"/>
+              </w:rPr>
+              <w:t>ν</w:t>
+            </w:r>
+            <w:r>
+              <w:t>] is antisymmetric in μ,ν directly from the definition.</w:t>
             </w:r>
           </w:p>
         </w:tc>
@@ -2583,7 +3724,13 @@
           </w:tcPr>
           <w:p>
             <w:r>
-              <w:t>Verify the count 1+4+6+4+1=16 corresponds to the correct number of independent real parameters needed to specify a general complex 4×4 matrix (32 real parameters), and reconcile the discrepancy by noting that each of the sixteen basis matrices carries a complex coefficient.</w:t>
+              <w:rPr>
+                <w:b/>
+              </w:rPr>
+              <w:t>Extension.</w:t>
+            </w:r>
+            <w:r>
+              <w:t xml:space="preserve"> Verify the count 1+4+6+4+1=16 corresponds to the correct number of independent real parameters needed to specify a general complex 4×4 matrix (32 real parameters), and reconcile the discrepancy by noting that each of the sixteen basis matrices carries a complex coefficient.</w:t>
             </w:r>
           </w:p>
         </w:tc>
@@ -2619,7 +3766,22 @@
           </w:tcPr>
           <w:p>
             <w:r>
-              <w:t>State, using the classification of Section 2.1, what transformation type ψ̄σ^μνψ has, and identify how many independent real components it carries (matching Lesson 4, Section 4.2's count for an antisymmetric tensor).</w:t>
+              <w:rPr>
+                <w:b/>
+              </w:rPr>
+              <w:t>Core.</w:t>
+            </w:r>
+            <w:r>
+              <w:t xml:space="preserve"> State, using the classification of Section 2.1, what transformation type ψ̄σ</w:t>
+            </w:r>
+            <w:r>
+              <w:rPr>
+                <w:vertAlign w:val="superscript"/>
+              </w:rPr>
+              <w:t>μν</w:t>
+            </w:r>
+            <w:r>
+              <w:t>ψ has, and identify how many independent real components it carries (matching Lesson 4, Section 4.2's count for an antisymmetric tensor).</w:t>
             </w:r>
           </w:p>
         </w:tc>
@@ -2657,7 +3819,49 @@
           </w:tcPr>
           <w:p>
             <w:r>
-              <w:t>Verify Σ_z=diag(σ_z,σ_z) using the explicit definition σ^12=(i/2)[γ¹,γ²] and the Dirac representation forms of γ¹,γ² from Lesson 21, Exercise 3.</w:t>
+              <w:rPr>
+                <w:b/>
+              </w:rPr>
+              <w:t>Extension.</w:t>
+            </w:r>
+            <w:r>
+              <w:t xml:space="preserve"> Verify Σ</w:t>
+            </w:r>
+            <w:r>
+              <w:rPr>
+                <w:vertAlign w:val="subscript"/>
+              </w:rPr>
+              <w:t>z</w:t>
+            </w:r>
+            <w:r>
+              <w:t>=diag(σ</w:t>
+            </w:r>
+            <w:r>
+              <w:rPr>
+                <w:vertAlign w:val="subscript"/>
+              </w:rPr>
+              <w:t>z</w:t>
+            </w:r>
+            <w:r>
+              <w:t>,σ</w:t>
+            </w:r>
+            <w:r>
+              <w:rPr>
+                <w:vertAlign w:val="subscript"/>
+              </w:rPr>
+              <w:t>z</w:t>
+            </w:r>
+            <w:r>
+              <w:t>) using the explicit definition σ</w:t>
+            </w:r>
+            <w:r>
+              <w:rPr>
+                <w:vertAlign w:val="superscript"/>
+              </w:rPr>
+              <w:t>12</w:t>
+            </w:r>
+            <w:r>
+              <w:t>=(i/2)[γ¹,γ²] and the Dirac representation forms of γ¹,γ² from Lesson 21, Exercise 3.</w:t>
             </w:r>
           </w:p>
         </w:tc>
@@ -2693,7 +3897,22 @@
           </w:tcPr>
           <w:p>
             <w:r>
-              <w:t>Compute (1/2)Σ_zu₃ for u₃=(0,0,1,0)ᵀ, the E=−m, χ=(1,0)ᵀ rest-frame solution of Lesson 20, and state what the result shows about the relation between the sign of the energy and the sign of the spin eigenvalue.</w:t>
+              <w:rPr>
+                <w:b/>
+              </w:rPr>
+              <w:t>Extension.</w:t>
+            </w:r>
+            <w:r>
+              <w:t xml:space="preserve"> Compute (1/2)Σ</w:t>
+            </w:r>
+            <w:r>
+              <w:rPr>
+                <w:vertAlign w:val="subscript"/>
+              </w:rPr>
+              <w:t>z</w:t>
+            </w:r>
+            <w:r>
+              <w:t>u₃ for u₃=(0,0,1,0)ᵀ, the E=−m, χ=(1,0)ᵀ rest-frame solution of Lesson 20, and state what the result shows about the relation between the sign of the energy and the sign of the spin eigenvalue.</w:t>
             </w:r>
           </w:p>
         </w:tc>
@@ -2731,7 +3950,22 @@
           </w:tcPr>
           <w:p>
             <w:r>
-              <w:t>For a particle moving along x with u(p)=N(χ,(σ·p)/(E_p+m)χ)ᵀ and p=(p,0,0), find the helicity operator h=Σₓ and determine whether χ=(1,0)ᵀ gives a helicity eigenstate.</w:t>
+              <w:rPr>
+                <w:b/>
+              </w:rPr>
+              <w:t>Core.</w:t>
+            </w:r>
+            <w:r>
+              <w:t xml:space="preserve"> For a particle moving along x with u(p)=N(χ,(σ·p)/(E</w:t>
+            </w:r>
+            <w:r>
+              <w:rPr>
+                <w:vertAlign w:val="subscript"/>
+              </w:rPr>
+              <w:t>p</w:t>
+            </w:r>
+            <w:r>
+              <w:t>+m)χ)ᵀ and p=(p,0,0), find the helicity operator h=Σₓ and determine whether χ=(1,0)ᵀ gives a helicity eigenstate.</w:t>
             </w:r>
           </w:p>
         </w:tc>
@@ -2767,7 +4001,40 @@
           </w:tcPr>
           <w:p>
             <w:r>
-              <w:t>Show that [Ĥ_D,h]=0 for the free Dirac Hamiltonian Ĥ_D=α·p̂+βm and h=Σ·p̂, using that Σ commutes with p̂ (since Σ acts only on spin indices) and citing (without full derivation) that {Ĥ_D,Σ·p̂} structure ensures compatibility once α,Σ commutation is used.</w:t>
+              <w:rPr>
+                <w:b/>
+              </w:rPr>
+              <w:t>Extension.</w:t>
+            </w:r>
+            <w:r>
+              <w:t xml:space="preserve"> Show that [Ĥ</w:t>
+            </w:r>
+            <w:r>
+              <w:rPr>
+                <w:vertAlign w:val="subscript"/>
+              </w:rPr>
+              <w:t>D</w:t>
+            </w:r>
+            <w:r>
+              <w:t>,h]=0 for the free Dirac Hamiltonian Ĥ</w:t>
+            </w:r>
+            <w:r>
+              <w:rPr>
+                <w:vertAlign w:val="subscript"/>
+              </w:rPr>
+              <w:t>D</w:t>
+            </w:r>
+            <w:r>
+              <w:t>=α·p̂+βm and h=Σ·p̂, using that Σ commutes with p̂ (since Σ acts only on spin indices) and citing (without full derivation) that {Ĥ</w:t>
+            </w:r>
+            <w:r>
+              <w:rPr>
+                <w:vertAlign w:val="subscript"/>
+              </w:rPr>
+              <w:t>D</w:t>
+            </w:r>
+            <w:r>
+              <w:t>,Σ·p̂} structure ensures compatibility once α,Σ commutation is used.</w:t>
             </w:r>
           </w:p>
         </w:tc>
@@ -2805,7 +4072,13 @@
           </w:tcPr>
           <w:p>
             <w:r>
-              <w:t>Explain why helicity is not Lorentz invariant for a massive particle but is Lorentz invariant for a massless particle, using the fact that a massive particle's rest frame exists while a massless particle has none (Lesson 3, Section 5.4).</w:t>
+              <w:rPr>
+                <w:b/>
+              </w:rPr>
+              <w:t>Extension.</w:t>
+            </w:r>
+            <w:r>
+              <w:t xml:space="preserve"> Explain why helicity is not Lorentz invariant for a massive particle but is Lorentz invariant for a massless particle, using the fact that a massive particle's rest frame exists while a massless particle has none (Lesson 3, Section 5.4).</w:t>
             </w:r>
           </w:p>
         </w:tc>
@@ -2841,7 +4114,49 @@
           </w:tcPr>
           <w:p>
             <w:r>
-              <w:t>Derive Σₛu_s(p)ū_s(p)=p̸+m by explicit construction: write out u₁ᵀ and u₂ᵀ (the two spin states) as 4-component columns using χ=(1,0)ᵀ and (0,1)ᵀ in the general formula of Lesson 20, Section 6.2, form the two outer products u_sū_s, add them, and show the result matches p̸+m in the Dirac representation.</w:t>
+              <w:rPr>
+                <w:b/>
+              </w:rPr>
+              <w:t>Extension.</w:t>
+            </w:r>
+            <w:r>
+              <w:t xml:space="preserve"> Derive Σₛu</w:t>
+            </w:r>
+            <w:r>
+              <w:rPr>
+                <w:vertAlign w:val="subscript"/>
+              </w:rPr>
+              <w:t>s</w:t>
+            </w:r>
+            <w:r>
+              <w:t>(p)ū</w:t>
+            </w:r>
+            <w:r>
+              <w:rPr>
+                <w:vertAlign w:val="subscript"/>
+              </w:rPr>
+              <w:t>s</w:t>
+            </w:r>
+            <w:r>
+              <w:t>(p)=p̸+m by explicit construction: write out u₁ᵀ and u₂ᵀ (the two spin states) as 4-component columns using χ=(1,0)ᵀ and (0,1)ᵀ in the general formula of Lesson 20, Section 6.2, form the two outer products u</w:t>
+            </w:r>
+            <w:r>
+              <w:rPr>
+                <w:vertAlign w:val="subscript"/>
+              </w:rPr>
+              <w:t>s</w:t>
+            </w:r>
+            <w:r>
+              <w:t>ū</w:t>
+            </w:r>
+            <w:r>
+              <w:rPr>
+                <w:vertAlign w:val="subscript"/>
+              </w:rPr>
+              <w:t>s</w:t>
+            </w:r>
+            <w:r>
+              <w:t>, add them, and show the result matches p̸+m in the Dirac representation.</w:t>
             </w:r>
           </w:p>
         </w:tc>
@@ -2879,7 +4194,40 @@
           </w:tcPr>
           <w:p>
             <w:r>
-              <w:t>Verify Λ_+(p)²=Λ_+(p) using p̸²=p²=m² (on-shell) and the definition Λ_+=(p̸+m)/2m.</w:t>
+              <w:rPr>
+                <w:b/>
+              </w:rPr>
+              <w:t>Core.</w:t>
+            </w:r>
+            <w:r>
+              <w:t xml:space="preserve"> Verify Λ</w:t>
+            </w:r>
+            <w:r>
+              <w:rPr>
+                <w:vertAlign w:val="subscript"/>
+              </w:rPr>
+              <w:t>+</w:t>
+            </w:r>
+            <w:r>
+              <w:t>(p)²=Λ</w:t>
+            </w:r>
+            <w:r>
+              <w:rPr>
+                <w:vertAlign w:val="subscript"/>
+              </w:rPr>
+              <w:t>+</w:t>
+            </w:r>
+            <w:r>
+              <w:t>(p) using p̸²=p²=m² (on-shell) and the definition Λ</w:t>
+            </w:r>
+            <w:r>
+              <w:rPr>
+                <w:vertAlign w:val="subscript"/>
+              </w:rPr>
+              <w:t>+</w:t>
+            </w:r>
+            <w:r>
+              <w:t>=(p̸+m)/2m.</w:t>
             </w:r>
           </w:p>
         </w:tc>
@@ -2915,7 +4263,31 @@
           </w:tcPr>
           <w:p>
             <w:r>
-              <w:t>Verify Λ_+(p)Λ_−(p)=0 using the same on-shell condition p̸²=m².</w:t>
+              <w:rPr>
+                <w:b/>
+              </w:rPr>
+              <w:t>Core.</w:t>
+            </w:r>
+            <w:r>
+              <w:t xml:space="preserve"> Verify Λ</w:t>
+            </w:r>
+            <w:r>
+              <w:rPr>
+                <w:vertAlign w:val="subscript"/>
+              </w:rPr>
+              <w:t>+</w:t>
+            </w:r>
+            <w:r>
+              <w:t>(p)Λ</w:t>
+            </w:r>
+            <w:r>
+              <w:rPr>
+                <w:vertAlign w:val="subscript"/>
+              </w:rPr>
+              <w:t>−</w:t>
+            </w:r>
+            <w:r>
+              <w:t>(p)=0 using the same on-shell condition p̸²=m².</w:t>
             </w:r>
           </w:p>
         </w:tc>
@@ -2953,7 +4325,94 @@
           </w:tcPr>
           <w:p>
             <w:r>
-              <w:t>Show that (ū_s′(p₂)Γu_s(p₁))* = ū_s(p₁)Γ̄u_s′(p₂) for Γ=γ^μ, where Γ̄=γ⁰Γ†γ⁰=γ^μ (since γ^μ is Hermitian up to the γ⁰ conjugation structure, verified using γ⁰(γ^μ)†γ⁰=γ^μ, itself following from the Hermiticity/anti-Hermiticity pattern of Lesson 21, Exercise 7).</w:t>
+              <w:rPr>
+                <w:b/>
+              </w:rPr>
+              <w:t>Extension.</w:t>
+            </w:r>
+            <w:r>
+              <w:t xml:space="preserve"> Show that (ū</w:t>
+            </w:r>
+            <w:r>
+              <w:rPr>
+                <w:vertAlign w:val="subscript"/>
+              </w:rPr>
+              <w:t>s′</w:t>
+            </w:r>
+            <w:r>
+              <w:t>(p₂)Γu</w:t>
+            </w:r>
+            <w:r>
+              <w:rPr>
+                <w:vertAlign w:val="subscript"/>
+              </w:rPr>
+              <w:t>s</w:t>
+            </w:r>
+            <w:r>
+              <w:t>(p₁))* = ū</w:t>
+            </w:r>
+            <w:r>
+              <w:rPr>
+                <w:vertAlign w:val="subscript"/>
+              </w:rPr>
+              <w:t>s</w:t>
+            </w:r>
+            <w:r>
+              <w:t>(p₁)Γ̄u</w:t>
+            </w:r>
+            <w:r>
+              <w:rPr>
+                <w:vertAlign w:val="subscript"/>
+              </w:rPr>
+              <w:t>s′</w:t>
+            </w:r>
+            <w:r>
+              <w:t>(p₂) for Γ=γ</w:t>
+            </w:r>
+            <w:r>
+              <w:rPr>
+                <w:vertAlign w:val="superscript"/>
+              </w:rPr>
+              <w:t>μ</w:t>
+            </w:r>
+            <w:r>
+              <w:t>, where Γ̄=γ⁰Γ†γ⁰=γ</w:t>
+            </w:r>
+            <w:r>
+              <w:rPr>
+                <w:vertAlign w:val="superscript"/>
+              </w:rPr>
+              <w:t>μ</w:t>
+            </w:r>
+            <w:r>
+              <w:t xml:space="preserve"> (since γ</w:t>
+            </w:r>
+            <w:r>
+              <w:rPr>
+                <w:vertAlign w:val="superscript"/>
+              </w:rPr>
+              <w:t>μ</w:t>
+            </w:r>
+            <w:r>
+              <w:t xml:space="preserve"> is Hermitian up to the γ⁰ conjugation structure, verified using γ⁰(γ</w:t>
+            </w:r>
+            <w:r>
+              <w:rPr>
+                <w:vertAlign w:val="superscript"/>
+              </w:rPr>
+              <w:t>μ</w:t>
+            </w:r>
+            <w:r>
+              <w:t>)†γ⁰=γ</w:t>
+            </w:r>
+            <w:r>
+              <w:rPr>
+                <w:vertAlign w:val="superscript"/>
+              </w:rPr>
+              <w:t>μ</w:t>
+            </w:r>
+            <w:r>
+              <w:t>, itself following from the Hermiticity/anti-Hermiticity pattern of Lesson 21, Exercise 7).</w:t>
             </w:r>
           </w:p>
         </w:tc>
@@ -2989,7 +4448,58 @@
           </w:tcPr>
           <w:p>
             <w:r>
-              <w:t>Using the projector Λ_+(p), show that Λ_+(p)u_s(p)=u_s(p) for either spin state s, confirming that u_s(p) lies entirely within the positive-energy subspace, as its name suggests.</w:t>
+              <w:rPr>
+                <w:b/>
+              </w:rPr>
+              <w:t>Core.</w:t>
+            </w:r>
+            <w:r>
+              <w:t xml:space="preserve"> Using the projector Λ</w:t>
+            </w:r>
+            <w:r>
+              <w:rPr>
+                <w:vertAlign w:val="subscript"/>
+              </w:rPr>
+              <w:t>+</w:t>
+            </w:r>
+            <w:r>
+              <w:t>(p), show that Λ</w:t>
+            </w:r>
+            <w:r>
+              <w:rPr>
+                <w:vertAlign w:val="subscript"/>
+              </w:rPr>
+              <w:t>+</w:t>
+            </w:r>
+            <w:r>
+              <w:t>(p)u</w:t>
+            </w:r>
+            <w:r>
+              <w:rPr>
+                <w:vertAlign w:val="subscript"/>
+              </w:rPr>
+              <w:t>s</w:t>
+            </w:r>
+            <w:r>
+              <w:t>(p)=u</w:t>
+            </w:r>
+            <w:r>
+              <w:rPr>
+                <w:vertAlign w:val="subscript"/>
+              </w:rPr>
+              <w:t>s</w:t>
+            </w:r>
+            <w:r>
+              <w:t>(p) for either spin state s, confirming that u</w:t>
+            </w:r>
+            <w:r>
+              <w:rPr>
+                <w:vertAlign w:val="subscript"/>
+              </w:rPr>
+              <w:t>s</w:t>
+            </w:r>
+            <w:r>
+              <w:t>(p) lies entirely within the positive-energy subspace, as its name suggests.</w:t>
             </w:r>
           </w:p>
         </w:tc>
@@ -3027,7 +4537,22 @@
           </w:tcPr>
           <w:p>
             <w:r>
-              <w:t>Challenge: using the completeness relation and the orthogonality relations together, show that Tr[Λ_+(p)] = 2, and interpret this trace as counting the number of independent positive-energy spin states at fixed momentum p.</w:t>
+              <w:rPr>
+                <w:b/>
+              </w:rPr>
+              <w:t>Challenge.</w:t>
+            </w:r>
+            <w:r>
+              <w:t xml:space="preserve"> Using the completeness relation and the orthogonality relations together, show that Tr[Λ</w:t>
+            </w:r>
+            <w:r>
+              <w:rPr>
+                <w:vertAlign w:val="subscript"/>
+              </w:rPr>
+              <w:t>+</w:t>
+            </w:r>
+            <w:r>
+              <w:t>(p)] = 2, and interpret this trace as counting the number of independent positive-energy spin states at fixed momentum p.</w:t>
             </w:r>
           </w:p>
         </w:tc>
@@ -3044,6 +4569,14 @@
     <w:p>
       <w:r>
         <w:rPr>
+          <w:i/>
+        </w:rPr>
+        <w:t>Attempt each exercise before reading its solution. If you are stuck, read only the first sentence of the solution, then try again.</w:t>
+      </w:r>
+    </w:p>
+    <w:p>
+      <w:r>
+        <w:rPr>
           <w:b/>
         </w:rPr>
         <w:t>1.</w:t>
@@ -3052,7 +4585,34 @@
         <w:t xml:space="preserve"> </w:t>
       </w:r>
       <w:r>
-        <w:t>v̄v = v†γ⁰v = N²[χ†(σ·p)²/(E_p+m)²χ − χ†χ] (the σ·p block is now in the upper slot, so γ⁰'s sign pattern flips which term gets the minus sign compared with u). Using (σ·p)²=|p|²I and χ†χ=1, this is N²[|p|²/(E_p+m)² − 1] = −N²[1−|p|²/(E_p+m)²], the negative of the u-spinor calculation in Worked example 5, giving v̄v = −2m.</w:t>
+        <w:t>v̄v = v†γ⁰v = N²[χ†(σ·p)²/(E</w:t>
+      </w:r>
+      <w:r>
+        <w:rPr>
+          <w:vertAlign w:val="subscript"/>
+        </w:rPr>
+        <w:t>p</w:t>
+      </w:r>
+      <w:r>
+        <w:t>+m)²χ − χ†χ] (the σ·p block is now in the upper slot, so γ⁰'s sign pattern flips which term gets the minus sign compared with u). Using (σ·p)²=|p|²I and χ†χ=1, this is N²[|p|²/(E</w:t>
+      </w:r>
+      <w:r>
+        <w:rPr>
+          <w:vertAlign w:val="subscript"/>
+        </w:rPr>
+        <w:t>p</w:t>
+      </w:r>
+      <w:r>
+        <w:t>+m)² − 1] = −N²[1−|p|²/(E</w:t>
+      </w:r>
+      <w:r>
+        <w:rPr>
+          <w:vertAlign w:val="subscript"/>
+        </w:rPr>
+        <w:t>p</w:t>
+      </w:r>
+      <w:r>
+        <w:t>+m)²], the negative of the u-spinor calculation in Worked example 5, giving v̄v = −2m.</w:t>
       </w:r>
     </w:p>
     <w:p>
@@ -3066,7 +4626,34 @@
         <w:t xml:space="preserve"> </w:t>
       </w:r>
       <w:r>
-        <w:t>ū(p)v(p) = u†γ⁰v = N²[χ†(σ·p)/(E_p+m)χ − χ†(σ·p)/(E_p+m)χ] (the γ⁰ sign flip on the lower block of u times the lower block of v, which is χ, combined with the upper block of u, χ, times the upper block of v, (σ·p)/(E_p+m)χ, produces two equal-magnitude terms of opposite sign) = 0, confirming orthogonality.</w:t>
+        <w:t>ū(p)v(p) = u†γ⁰v = N²[χ†(σ·p)/(E</w:t>
+      </w:r>
+      <w:r>
+        <w:rPr>
+          <w:vertAlign w:val="subscript"/>
+        </w:rPr>
+        <w:t>p</w:t>
+      </w:r>
+      <w:r>
+        <w:t>+m)χ − χ†(σ·p)/(E</w:t>
+      </w:r>
+      <w:r>
+        <w:rPr>
+          <w:vertAlign w:val="subscript"/>
+        </w:rPr>
+        <w:t>p</w:t>
+      </w:r>
+      <w:r>
+        <w:t>+m)χ] (the γ⁰ sign flip on the lower block of u times the lower block of v, which is χ, combined with the upper block of u, χ, times the upper block of v, (σ·p)/(E</w:t>
+      </w:r>
+      <w:r>
+        <w:rPr>
+          <w:vertAlign w:val="subscript"/>
+        </w:rPr>
+        <w:t>p</w:t>
+      </w:r>
+      <w:r>
+        <w:t>+m)χ, produces two equal-magnitude terms of opposite sign) = 0, confirming orthogonality.</w:t>
       </w:r>
     </w:p>
     <w:p>
@@ -3080,7 +4667,115 @@
         <w:t xml:space="preserve"> </w:t>
       </w:r>
       <w:r>
-        <w:t>By definition σ^νμ=(i/2)[γ^ν,γ^μ]=(i/2)(γ^νγ^μ−γ^μγ^ν)=−(i/2)(γ^μγ^ν−γ^νγ^μ)=−σ^μν, confirming antisymmetry directly from the commutator's antisymmetry.</w:t>
+        <w:t>By definition σ</w:t>
+      </w:r>
+      <w:r>
+        <w:rPr>
+          <w:vertAlign w:val="superscript"/>
+        </w:rPr>
+        <w:t>νμ</w:t>
+      </w:r>
+      <w:r>
+        <w:t>=(i/2)[γ</w:t>
+      </w:r>
+      <w:r>
+        <w:rPr>
+          <w:vertAlign w:val="superscript"/>
+        </w:rPr>
+        <w:t>ν</w:t>
+      </w:r>
+      <w:r>
+        <w:t>,γ</w:t>
+      </w:r>
+      <w:r>
+        <w:rPr>
+          <w:vertAlign w:val="superscript"/>
+        </w:rPr>
+        <w:t>μ</w:t>
+      </w:r>
+      <w:r>
+        <w:t>]=(i/2)(γ</w:t>
+      </w:r>
+      <w:r>
+        <w:rPr>
+          <w:vertAlign w:val="superscript"/>
+        </w:rPr>
+        <w:t>ν</w:t>
+      </w:r>
+      <w:r>
+        <w:t>γ</w:t>
+      </w:r>
+      <w:r>
+        <w:rPr>
+          <w:vertAlign w:val="superscript"/>
+        </w:rPr>
+        <w:t>μ</w:t>
+      </w:r>
+      <w:r>
+        <w:t>−γ</w:t>
+      </w:r>
+      <w:r>
+        <w:rPr>
+          <w:vertAlign w:val="superscript"/>
+        </w:rPr>
+        <w:t>μ</w:t>
+      </w:r>
+      <w:r>
+        <w:t>γ</w:t>
+      </w:r>
+      <w:r>
+        <w:rPr>
+          <w:vertAlign w:val="superscript"/>
+        </w:rPr>
+        <w:t>ν</w:t>
+      </w:r>
+      <w:r>
+        <w:t>)=−(i/2)(γ</w:t>
+      </w:r>
+      <w:r>
+        <w:rPr>
+          <w:vertAlign w:val="superscript"/>
+        </w:rPr>
+        <w:t>μ</w:t>
+      </w:r>
+      <w:r>
+        <w:t>γ</w:t>
+      </w:r>
+      <w:r>
+        <w:rPr>
+          <w:vertAlign w:val="superscript"/>
+        </w:rPr>
+        <w:t>ν</w:t>
+      </w:r>
+      <w:r>
+        <w:t>−γ</w:t>
+      </w:r>
+      <w:r>
+        <w:rPr>
+          <w:vertAlign w:val="superscript"/>
+        </w:rPr>
+        <w:t>ν</w:t>
+      </w:r>
+      <w:r>
+        <w:t>γ</w:t>
+      </w:r>
+      <w:r>
+        <w:rPr>
+          <w:vertAlign w:val="superscript"/>
+        </w:rPr>
+        <w:t>μ</w:t>
+      </w:r>
+      <w:r>
+        <w:t>)=−σ</w:t>
+      </w:r>
+      <w:r>
+        <w:rPr>
+          <w:vertAlign w:val="superscript"/>
+        </w:rPr>
+        <w:t>μν</w:t>
+      </w:r>
+      <w:r>
+        <w:t>, confirming antisymmetry directly from the commutator's antisymmetry.</w:t>
       </w:r>
     </w:p>
     <w:p>
@@ -3094,7 +4789,34 @@
         <w:t xml:space="preserve"> </w:t>
       </w:r>
       <w:r>
-        <w:t>A general complex 4×4 matrix has 16 complex entries, equivalently 32 real parameters. The sixteen basis matrices I,γ^μ,σ^μν,γ^μγ⁵,γ⁵ (1+4+6+4+1=16 matrices) each multiply a complex coefficient, giving 16 complex coefficients = 32 real parameters, exactly matching the count for a general 4×4 complex matrix; the basis is complete because both counts agree and the sixteen matrices can be shown to be linearly independent.</w:t>
+        <w:t>A general complex 4×4 matrix has 16 complex entries, equivalently 32 real parameters. The sixteen basis matrices I,γ</w:t>
+      </w:r>
+      <w:r>
+        <w:rPr>
+          <w:vertAlign w:val="superscript"/>
+        </w:rPr>
+        <w:t>μ</w:t>
+      </w:r>
+      <w:r>
+        <w:t>,σ</w:t>
+      </w:r>
+      <w:r>
+        <w:rPr>
+          <w:vertAlign w:val="superscript"/>
+        </w:rPr>
+        <w:t>μν</w:t>
+      </w:r>
+      <w:r>
+        <w:t>,γ</w:t>
+      </w:r>
+      <w:r>
+        <w:rPr>
+          <w:vertAlign w:val="superscript"/>
+        </w:rPr>
+        <w:t>μ</w:t>
+      </w:r>
+      <w:r>
+        <w:t>γ⁵,γ⁵ (1+4+6+4+1=16 matrices) each multiply a complex coefficient, giving 16 complex coefficients = 32 real parameters, exactly matching the count for a general 4×4 complex matrix; the basis is complete because both counts agree and the sixteen matrices can be shown to be linearly independent.</w:t>
       </w:r>
     </w:p>
     <w:p>
@@ -3108,7 +4830,16 @@
         <w:t xml:space="preserve"> </w:t>
       </w:r>
       <w:r>
-        <w:t>ψ̄σ^μνψ transforms as an antisymmetric rank-2 tensor, matching the transformation type of Fᵢⱼ in Lesson 4, Section 4.2, and carries 6 independent real components (using the count established there for a general antisymmetric tensor in four dimensions).</w:t>
+        <w:t>ψ̄σ</w:t>
+      </w:r>
+      <w:r>
+        <w:rPr>
+          <w:vertAlign w:val="superscript"/>
+        </w:rPr>
+        <w:t>μν</w:t>
+      </w:r>
+      <w:r>
+        <w:t>ψ transforms as an antisymmetric rank-2 tensor, matching the transformation type of Fᵢⱼ in Lesson 4, Section 4.2, and carries 6 independent real components (using the count established there for a general antisymmetric tensor in four dimensions).</w:t>
       </w:r>
     </w:p>
     <w:p>
@@ -3122,7 +4853,88 @@
         <w:t xml:space="preserve"> </w:t>
       </w:r>
       <w:r>
-        <w:t>From Lesson 21, γ¹=[[0,σₓ],[−σₓ,0]] and γ²=[[0,σᵧ],[−σᵧ,0]]. Computing γ¹γ² = [[0,σₓ],[−σₓ,0]][[0,σᵧ],[−σᵧ,0]] = [[−σₓσᵧ,0],[0,−σₓσᵧ]], and γ²γ¹ = [[−σᵧσₓ,0],[0,−σᵧσₓ]]. The commutator [γ¹,γ²] = [[−σₓσᵧ+σᵧσₓ,0],[0,−σₓσᵧ+σᵧσₓ]] = [[−[σₓ,σᵧ],0],[0,−[σₓ,σᵧ]]] = [[−2iσ_z,0],[0,−2iσ_z]] (using [σₓ,σᵧ]=2iσ_z from Lesson 1). So σ^12=(i/2)[γ¹,γ²] = (i/2)(−2i)diag(σ_z,σ_z) = diag(σ_z,σ_z), confirming Σ_z as stated.</w:t>
+        <w:t>From Lesson 21, γ¹=[[0,σₓ],[−σₓ,0]] and γ²=[[0,σᵧ],[−σᵧ,0]]. Computing γ¹γ² = [[0,σₓ],[−σₓ,0]][[0,σᵧ],[−σᵧ,0]] = [[−σₓσᵧ,0],[0,−σₓσᵧ]], and γ²γ¹ = [[−σᵧσₓ,0],[0,−σᵧσₓ]]. The commutator [γ¹,γ²] = [[−σₓσᵧ+σᵧσₓ,0],[0,−σₓσᵧ+σᵧσₓ]] = [[−[σₓ,σᵧ],0],[0,−[σₓ,σᵧ]]] = [[−2iσ</w:t>
+      </w:r>
+      <w:r>
+        <w:rPr>
+          <w:vertAlign w:val="subscript"/>
+        </w:rPr>
+        <w:t>z</w:t>
+      </w:r>
+      <w:r>
+        <w:t>,0],[0,−2iσ</w:t>
+      </w:r>
+      <w:r>
+        <w:rPr>
+          <w:vertAlign w:val="subscript"/>
+        </w:rPr>
+        <w:t>z</w:t>
+      </w:r>
+      <w:r>
+        <w:t>]] (using [σₓ,σᵧ]=2iσ</w:t>
+      </w:r>
+      <w:r>
+        <w:rPr>
+          <w:vertAlign w:val="subscript"/>
+        </w:rPr>
+        <w:t>z</w:t>
+      </w:r>
+      <w:r>
+        <w:t xml:space="preserve"> from Lesson 1). So σ</w:t>
+      </w:r>
+      <w:r>
+        <w:rPr>
+          <w:vertAlign w:val="superscript"/>
+        </w:rPr>
+        <w:t>12</w:t>
+      </w:r>
+      <w:r>
+        <w:t>=(i/2)[γ¹,γ²] = (i/2)(−2i)diag(σ</w:t>
+      </w:r>
+      <w:r>
+        <w:rPr>
+          <w:vertAlign w:val="subscript"/>
+        </w:rPr>
+        <w:t>z</w:t>
+      </w:r>
+      <w:r>
+        <w:t>,σ</w:t>
+      </w:r>
+      <w:r>
+        <w:rPr>
+          <w:vertAlign w:val="subscript"/>
+        </w:rPr>
+        <w:t>z</w:t>
+      </w:r>
+      <w:r>
+        <w:t>) = diag(σ</w:t>
+      </w:r>
+      <w:r>
+        <w:rPr>
+          <w:vertAlign w:val="subscript"/>
+        </w:rPr>
+        <w:t>z</w:t>
+      </w:r>
+      <w:r>
+        <w:t>,σ</w:t>
+      </w:r>
+      <w:r>
+        <w:rPr>
+          <w:vertAlign w:val="subscript"/>
+        </w:rPr>
+        <w:t>z</w:t>
+      </w:r>
+      <w:r>
+        <w:t>), confirming Σ</w:t>
+      </w:r>
+      <w:r>
+        <w:rPr>
+          <w:vertAlign w:val="subscript"/>
+        </w:rPr>
+        <w:t>z</w:t>
+      </w:r>
+      <w:r>
+        <w:t xml:space="preserve"> as stated.</w:t>
       </w:r>
     </w:p>
     <w:p>
@@ -3136,7 +4948,70 @@
         <w:t xml:space="preserve"> </w:t>
       </w:r>
       <w:r>
-        <w:t>Σ_zu₃ = diag(σ_z,σ_z)(0,0,1,0)ᵀ = (0,0,σ_z(1,0)ᵀ)ᵀ = (0,0,1,0)ᵀ = u₃ (using σ_z(1,0)ᵀ=+1(1,0)ᵀ). So (1/2)Σ_zu₃=(1/2)u₃, eigenvalue +1/2. Even though u₃ is an E=−m solution, its spin label χ=(1,0)ᵀ still gives Σ_z eigenvalue +1/2 in this rest-frame block structure: the sign of the energy and the sign of the spin eigenvalue are independent labels, not linked to each other.</w:t>
+        <w:t>Σ</w:t>
+      </w:r>
+      <w:r>
+        <w:rPr>
+          <w:vertAlign w:val="subscript"/>
+        </w:rPr>
+        <w:t>z</w:t>
+      </w:r>
+      <w:r>
+        <w:t>u₃ = diag(σ</w:t>
+      </w:r>
+      <w:r>
+        <w:rPr>
+          <w:vertAlign w:val="subscript"/>
+        </w:rPr>
+        <w:t>z</w:t>
+      </w:r>
+      <w:r>
+        <w:t>,σ</w:t>
+      </w:r>
+      <w:r>
+        <w:rPr>
+          <w:vertAlign w:val="subscript"/>
+        </w:rPr>
+        <w:t>z</w:t>
+      </w:r>
+      <w:r>
+        <w:t>)(0,0,1,0)ᵀ = (0,0,σ</w:t>
+      </w:r>
+      <w:r>
+        <w:rPr>
+          <w:vertAlign w:val="subscript"/>
+        </w:rPr>
+        <w:t>z</w:t>
+      </w:r>
+      <w:r>
+        <w:t>(1,0)ᵀ)ᵀ = (0,0,1,0)ᵀ = u₃ (using σ</w:t>
+      </w:r>
+      <w:r>
+        <w:rPr>
+          <w:vertAlign w:val="subscript"/>
+        </w:rPr>
+        <w:t>z</w:t>
+      </w:r>
+      <w:r>
+        <w:t>(1,0)ᵀ=+1(1,0)ᵀ). So (1/2)Σ</w:t>
+      </w:r>
+      <w:r>
+        <w:rPr>
+          <w:vertAlign w:val="subscript"/>
+        </w:rPr>
+        <w:t>z</w:t>
+      </w:r>
+      <w:r>
+        <w:t>u₃=(1/2)u₃, eigenvalue +1/2. Even though u₃ is an E=−m solution, its spin label χ=(1,0)ᵀ still gives Σ</w:t>
+      </w:r>
+      <w:r>
+        <w:rPr>
+          <w:vertAlign w:val="subscript"/>
+        </w:rPr>
+        <w:t>z</w:t>
+      </w:r>
+      <w:r>
+        <w:t xml:space="preserve"> eigenvalue +1/2 in this rest-frame block structure: the sign of the energy and the sign of the spin eigenvalue are independent labels, not linked to each other.</w:t>
       </w:r>
     </w:p>
     <w:p>
@@ -3150,7 +5025,16 @@
         <w:t xml:space="preserve"> </w:t>
       </w:r>
       <w:r>
-        <w:t>σ·p for p along x is pσₓ. The helicity operator h=Σₓ=diag(σₓ,σₓ). Since χ=(1,0)ᵀ is an eigenstate of σ_z, not σₓ, it is not an eigenstate of h=Σₓ in this basis; a helicity eigenstate for motion along x requires χ to be chosen as an eigenstate of σₓ instead, namely (1,1)ᵀ/√2 or (1,−1)ᵀ/√2 (Lesson 1, Worked example 7).</w:t>
+        <w:t>σ·p for p along x is pσₓ. The helicity operator h=Σₓ=diag(σₓ,σₓ). Since χ=(1,0)ᵀ is an eigenstate of σ</w:t>
+      </w:r>
+      <w:r>
+        <w:rPr>
+          <w:vertAlign w:val="subscript"/>
+        </w:rPr>
+        <w:t>z</w:t>
+      </w:r>
+      <w:r>
+        <w:t>, not σₓ, it is not an eigenstate of h=Σₓ in this basis; a helicity eigenstate for motion along x requires χ to be chosen as an eigenstate of σₓ instead, namely (1,1)ᵀ/√2 or (1,−1)ᵀ/√2 (Lesson 1, Worked example 7).</w:t>
       </w:r>
     </w:p>
     <w:p>
@@ -3164,7 +5048,16 @@
         <w:t xml:space="preserve"> </w:t>
       </w:r>
       <w:r>
-        <w:t>Since Σ is built purely from gamma matrices acting on the spin (internal) indices and commutes with any function of p̂ alone (as p̂ acts only on the spatial/momentum degrees of freedom, entirely separate from the internal spinor indices Σ acts on), [Σ,p̂]=0 trivially. The nontrivial part of showing [Ĥ_D,h]=0 requires [α·p̂,Σ·p̂]=0, which follows from a direct (if lengthy) computation using the known relations between α and Σ in the Dirac representation (both built from the same underlying Pauli matrix structure block-diagonally and off-diagonally respectively), confirming compatibility of energy and helicity for a free particle.</w:t>
+        <w:t>Since Σ is built purely from gamma matrices acting on the spin (internal) indices and commutes with any function of p̂ alone (as p̂ acts only on the spatial/momentum degrees of freedom, entirely separate from the internal spinor indices Σ acts on), [Σ,p̂]=0 trivially. The nontrivial part of showing [Ĥ</w:t>
+      </w:r>
+      <w:r>
+        <w:rPr>
+          <w:vertAlign w:val="subscript"/>
+        </w:rPr>
+        <w:t>D</w:t>
+      </w:r>
+      <w:r>
+        <w:t>,h]=0 requires [α·p̂,Σ·p̂]=0, which follows from a direct (if lengthy) computation using the known relations between α and Σ in the Dirac representation (both built from the same underlying Pauli matrix structure block-diagonally and off-diagonally respectively), confirming compatibility of energy and helicity for a free particle.</w:t>
       </w:r>
     </w:p>
     <w:p>
@@ -3192,7 +5085,79 @@
         <w:t xml:space="preserve"> </w:t>
       </w:r>
       <w:r>
-        <w:t>u₁=√(E_p+m)(1,0,p_z/(E_p+m),0)ᵀ (from Lesson 20, Exercise 8, specializing to p along z for concreteness) and u₂=√(E_p+m)(0,1,0,−p_z/(E_p+m))ᵀ (the χ=(0,1)ᵀ case, with σ_z(0,1)ᵀ=−(0,1)ᵀ contributing the sign). Forming u₁ū₁+u₂ū₂ and using ū=u†γ⁰, the sum of the two outer products, worked out block by block, reproduces the matrix p̸+m in the Dirac representation, matching γ⁰E_p−γ·p+m component by component (a lengthy but mechanical verification, most efficiently checked by comparing each of the sixteen matrix entries).</w:t>
+        <w:t>u₁=√(E</w:t>
+      </w:r>
+      <w:r>
+        <w:rPr>
+          <w:vertAlign w:val="subscript"/>
+        </w:rPr>
+        <w:t>p</w:t>
+      </w:r>
+      <w:r>
+        <w:t>+m)(1,0,p</w:t>
+      </w:r>
+      <w:r>
+        <w:rPr>
+          <w:vertAlign w:val="subscript"/>
+        </w:rPr>
+        <w:t>z</w:t>
+      </w:r>
+      <w:r>
+        <w:t>/(E</w:t>
+      </w:r>
+      <w:r>
+        <w:rPr>
+          <w:vertAlign w:val="subscript"/>
+        </w:rPr>
+        <w:t>p</w:t>
+      </w:r>
+      <w:r>
+        <w:t>+m),0)ᵀ (from Lesson 20, Exercise 8, specializing to p along z for concreteness) and u₂=√(E</w:t>
+      </w:r>
+      <w:r>
+        <w:rPr>
+          <w:vertAlign w:val="subscript"/>
+        </w:rPr>
+        <w:t>p</w:t>
+      </w:r>
+      <w:r>
+        <w:t>+m)(0,1,0,−p</w:t>
+      </w:r>
+      <w:r>
+        <w:rPr>
+          <w:vertAlign w:val="subscript"/>
+        </w:rPr>
+        <w:t>z</w:t>
+      </w:r>
+      <w:r>
+        <w:t>/(E</w:t>
+      </w:r>
+      <w:r>
+        <w:rPr>
+          <w:vertAlign w:val="subscript"/>
+        </w:rPr>
+        <w:t>p</w:t>
+      </w:r>
+      <w:r>
+        <w:t>+m))ᵀ (the χ=(0,1)ᵀ case, with σ</w:t>
+      </w:r>
+      <w:r>
+        <w:rPr>
+          <w:vertAlign w:val="subscript"/>
+        </w:rPr>
+        <w:t>z</w:t>
+      </w:r>
+      <w:r>
+        <w:t>(0,1)ᵀ=−(0,1)ᵀ contributing the sign). Forming u₁ū₁+u₂ū₂ and using ū=u†γ⁰, the sum of the two outer products, worked out block by block, reproduces the matrix p̸+m in the Dirac representation, matching γ⁰E</w:t>
+      </w:r>
+      <w:r>
+        <w:rPr>
+          <w:vertAlign w:val="subscript"/>
+        </w:rPr>
+        <w:t>p</w:t>
+      </w:r>
+      <w:r>
+        <w:t>−γ·p+m component by component (a lengthy but mechanical verification, most efficiently checked by comparing each of the sixteen matrix entries).</w:t>
       </w:r>
     </w:p>
     <w:p>
@@ -3206,7 +5171,25 @@
         <w:t xml:space="preserve"> </w:t>
       </w:r>
       <w:r>
-        <w:t>Λ_+² = (p̸+m)²/(4m²) = (p̸²+2mp̸+m²)/(4m²) = (m²+2mp̸+m²)/(4m²) (using p̸²=p²=m² on-shell) = (2m²+2mp̸)/(4m²) = (m+p̸)/(2m) = Λ_+, confirming the projector property.</w:t>
+        <w:t>Λ</w:t>
+      </w:r>
+      <w:r>
+        <w:rPr>
+          <w:vertAlign w:val="subscript"/>
+        </w:rPr>
+        <w:t>+²</w:t>
+      </w:r>
+      <w:r>
+        <w:t xml:space="preserve"> = (p̸+m)²/(4m²) = (p̸²+2mp̸+m²)/(4m²) = (m²+2mp̸+m²)/(4m²) (using p̸²=p²=m² on-shell) = (2m²+2mp̸)/(4m²) = (m+p̸)/(2m) = Λ</w:t>
+      </w:r>
+      <w:r>
+        <w:rPr>
+          <w:vertAlign w:val="subscript"/>
+        </w:rPr>
+        <w:t>+</w:t>
+      </w:r>
+      <w:r>
+        <w:t>, confirming the projector property.</w:t>
       </w:r>
     </w:p>
     <w:p>
@@ -3220,7 +5203,25 @@
         <w:t xml:space="preserve"> </w:t>
       </w:r>
       <w:r>
-        <w:t>Λ_+Λ_− = [(p̸+m)/2m][(m−p̸)/2m] = (mp̸−p̸²+m²−mp̸)/(4m²) = (m²−p̸²)/(4m²) = (m²−m²)/(4m²) = 0, using p̸²=m² on-shell.</w:t>
+        <w:t>Λ</w:t>
+      </w:r>
+      <w:r>
+        <w:rPr>
+          <w:vertAlign w:val="subscript"/>
+        </w:rPr>
+        <w:t>+</w:t>
+      </w:r>
+      <w:r>
+        <w:t>Λ</w:t>
+      </w:r>
+      <w:r>
+        <w:rPr>
+          <w:vertAlign w:val="subscript"/>
+        </w:rPr>
+        <w:t>−</w:t>
+      </w:r>
+      <w:r>
+        <w:t xml:space="preserve"> = [(p̸+m)/2m][(m−p̸)/2m] = (mp̸−p̸²+m²−mp̸)/(4m²) = (m²−p̸²)/(4m²) = (m²−m²)/(4m²) = 0, using p̸²=m² on-shell.</w:t>
       </w:r>
     </w:p>
     <w:p>
@@ -3234,7 +5235,292 @@
         <w:t xml:space="preserve"> </w:t>
       </w:r>
       <w:r>
-        <w:t>(ū_s′(p₂)γ^μu_s(p₁))* = (u_s′†γ⁰γ^μu_s)* = u_s^T(γ⁰γ^μ)^Tu_s′* = u_s†(γ⁰γ^μ)†u_s′ (taking the conjugate transpose of a scalar equals itself, rearranging appropriately) = u_s†γ^μ†γ⁰†u_s′ = u_s†γ^μ†γ⁰u_s′ (using (γ⁰)†=γ⁰). Using γ⁰γ^μ†γ⁰=γ^μ (a standard gamma-matrix identity following from the Hermiticity pattern of Lesson 21, Exercise 7: γ⁰ is Hermitian and γⁱ is anti-Hermitian, so γ⁰(γ⁰)†γ⁰=γ⁰ and γ⁰(γⁱ)†γ⁰=γ⁰(−γⁱ)γ⁰=−γ⁰γⁱγ⁰=γⁱγ⁰γ⁰=γⁱ using {γ⁰,γⁱ}=0), this becomes u_s†γ⁰(γ⁰γ^μ†γ⁰)u_s′ = u_s†γ⁰γ^μu_s′ = ū_s(p₁)γ^μu_s′(p₂), confirming the stated identity with Γ̄=γ^μ.</w:t>
+        <w:t>(ū</w:t>
+      </w:r>
+      <w:r>
+        <w:rPr>
+          <w:vertAlign w:val="subscript"/>
+        </w:rPr>
+        <w:t>s′</w:t>
+      </w:r>
+      <w:r>
+        <w:t>(p₂)γ</w:t>
+      </w:r>
+      <w:r>
+        <w:rPr>
+          <w:vertAlign w:val="superscript"/>
+        </w:rPr>
+        <w:t>μ</w:t>
+      </w:r>
+      <w:r>
+        <w:t>u</w:t>
+      </w:r>
+      <w:r>
+        <w:rPr>
+          <w:vertAlign w:val="subscript"/>
+        </w:rPr>
+        <w:t>s</w:t>
+      </w:r>
+      <w:r>
+        <w:t>(p₁))* = (u</w:t>
+      </w:r>
+      <w:r>
+        <w:rPr>
+          <w:vertAlign w:val="subscript"/>
+        </w:rPr>
+        <w:t>s′†</w:t>
+      </w:r>
+      <w:r>
+        <w:t>γ⁰γ</w:t>
+      </w:r>
+      <w:r>
+        <w:rPr>
+          <w:vertAlign w:val="superscript"/>
+        </w:rPr>
+        <w:t>μ</w:t>
+      </w:r>
+      <w:r>
+        <w:t>u</w:t>
+      </w:r>
+      <w:r>
+        <w:rPr>
+          <w:vertAlign w:val="subscript"/>
+        </w:rPr>
+        <w:t>s</w:t>
+      </w:r>
+      <w:r>
+        <w:t>)* = u</w:t>
+      </w:r>
+      <w:r>
+        <w:rPr>
+          <w:vertAlign w:val="subscript"/>
+        </w:rPr>
+        <w:t>s</w:t>
+      </w:r>
+      <w:r>
+        <w:rPr>
+          <w:vertAlign w:val="superscript"/>
+        </w:rPr>
+        <w:t>T</w:t>
+      </w:r>
+      <w:r>
+        <w:t>(γ⁰γ</w:t>
+      </w:r>
+      <w:r>
+        <w:rPr>
+          <w:vertAlign w:val="superscript"/>
+        </w:rPr>
+        <w:t>μ</w:t>
+      </w:r>
+      <w:r>
+        <w:t>)</w:t>
+      </w:r>
+      <w:r>
+        <w:rPr>
+          <w:vertAlign w:val="superscript"/>
+        </w:rPr>
+        <w:t>T</w:t>
+      </w:r>
+      <w:r>
+        <w:t>u</w:t>
+      </w:r>
+      <w:r>
+        <w:rPr>
+          <w:vertAlign w:val="subscript"/>
+        </w:rPr>
+        <w:t>s′*</w:t>
+      </w:r>
+      <w:r>
+        <w:t xml:space="preserve"> = u</w:t>
+      </w:r>
+      <w:r>
+        <w:rPr>
+          <w:vertAlign w:val="subscript"/>
+        </w:rPr>
+        <w:t>s†</w:t>
+      </w:r>
+      <w:r>
+        <w:t>(γ⁰γ</w:t>
+      </w:r>
+      <w:r>
+        <w:rPr>
+          <w:vertAlign w:val="superscript"/>
+        </w:rPr>
+        <w:t>μ</w:t>
+      </w:r>
+      <w:r>
+        <w:t>)†u</w:t>
+      </w:r>
+      <w:r>
+        <w:rPr>
+          <w:vertAlign w:val="subscript"/>
+        </w:rPr>
+        <w:t>s′</w:t>
+      </w:r>
+      <w:r>
+        <w:t xml:space="preserve"> (taking the conjugate transpose of a scalar equals itself, rearranging appropriately) = u</w:t>
+      </w:r>
+      <w:r>
+        <w:rPr>
+          <w:vertAlign w:val="subscript"/>
+        </w:rPr>
+        <w:t>s†</w:t>
+      </w:r>
+      <w:r>
+        <w:t>γ</w:t>
+      </w:r>
+      <w:r>
+        <w:rPr>
+          <w:vertAlign w:val="superscript"/>
+        </w:rPr>
+        <w:t>μ†</w:t>
+      </w:r>
+      <w:r>
+        <w:t>γ⁰†u</w:t>
+      </w:r>
+      <w:r>
+        <w:rPr>
+          <w:vertAlign w:val="subscript"/>
+        </w:rPr>
+        <w:t>s′</w:t>
+      </w:r>
+      <w:r>
+        <w:t xml:space="preserve"> = u</w:t>
+      </w:r>
+      <w:r>
+        <w:rPr>
+          <w:vertAlign w:val="subscript"/>
+        </w:rPr>
+        <w:t>s†</w:t>
+      </w:r>
+      <w:r>
+        <w:t>γ</w:t>
+      </w:r>
+      <w:r>
+        <w:rPr>
+          <w:vertAlign w:val="superscript"/>
+        </w:rPr>
+        <w:t>μ†</w:t>
+      </w:r>
+      <w:r>
+        <w:t>γ⁰u</w:t>
+      </w:r>
+      <w:r>
+        <w:rPr>
+          <w:vertAlign w:val="subscript"/>
+        </w:rPr>
+        <w:t>s′</w:t>
+      </w:r>
+      <w:r>
+        <w:t xml:space="preserve"> (using (γ⁰)†=γ⁰). Using γ⁰γ</w:t>
+      </w:r>
+      <w:r>
+        <w:rPr>
+          <w:vertAlign w:val="superscript"/>
+        </w:rPr>
+        <w:t>μ†</w:t>
+      </w:r>
+      <w:r>
+        <w:t>γ⁰=γ</w:t>
+      </w:r>
+      <w:r>
+        <w:rPr>
+          <w:vertAlign w:val="superscript"/>
+        </w:rPr>
+        <w:t>μ</w:t>
+      </w:r>
+      <w:r>
+        <w:t xml:space="preserve"> (a standard gamma-matrix identity following from the Hermiticity pattern of Lesson 21, Exercise 7: γ⁰ is Hermitian and γⁱ is anti-Hermitian, so γ⁰(γ⁰)†γ⁰=γ⁰ and γ⁰(γⁱ)†γ⁰=γ⁰(−γⁱ)γ⁰=−γ⁰γⁱγ⁰=γⁱγ⁰γ⁰=γⁱ using {γ⁰,γⁱ}=0), this becomes u</w:t>
+      </w:r>
+      <w:r>
+        <w:rPr>
+          <w:vertAlign w:val="subscript"/>
+        </w:rPr>
+        <w:t>s†</w:t>
+      </w:r>
+      <w:r>
+        <w:t>γ⁰(γ⁰γ</w:t>
+      </w:r>
+      <w:r>
+        <w:rPr>
+          <w:vertAlign w:val="superscript"/>
+        </w:rPr>
+        <w:t>μ†</w:t>
+      </w:r>
+      <w:r>
+        <w:t>γ⁰)u</w:t>
+      </w:r>
+      <w:r>
+        <w:rPr>
+          <w:vertAlign w:val="subscript"/>
+        </w:rPr>
+        <w:t>s′</w:t>
+      </w:r>
+      <w:r>
+        <w:t xml:space="preserve"> = u</w:t>
+      </w:r>
+      <w:r>
+        <w:rPr>
+          <w:vertAlign w:val="subscript"/>
+        </w:rPr>
+        <w:t>s†</w:t>
+      </w:r>
+      <w:r>
+        <w:t>γ⁰γ</w:t>
+      </w:r>
+      <w:r>
+        <w:rPr>
+          <w:vertAlign w:val="superscript"/>
+        </w:rPr>
+        <w:t>μ</w:t>
+      </w:r>
+      <w:r>
+        <w:t>u</w:t>
+      </w:r>
+      <w:r>
+        <w:rPr>
+          <w:vertAlign w:val="subscript"/>
+        </w:rPr>
+        <w:t>s′</w:t>
+      </w:r>
+      <w:r>
+        <w:t xml:space="preserve"> = ū</w:t>
+      </w:r>
+      <w:r>
+        <w:rPr>
+          <w:vertAlign w:val="subscript"/>
+        </w:rPr>
+        <w:t>s</w:t>
+      </w:r>
+      <w:r>
+        <w:t>(p₁)γ</w:t>
+      </w:r>
+      <w:r>
+        <w:rPr>
+          <w:vertAlign w:val="superscript"/>
+        </w:rPr>
+        <w:t>μ</w:t>
+      </w:r>
+      <w:r>
+        <w:t>u</w:t>
+      </w:r>
+      <w:r>
+        <w:rPr>
+          <w:vertAlign w:val="subscript"/>
+        </w:rPr>
+        <w:t>s′</w:t>
+      </w:r>
+      <w:r>
+        <w:t>(p₂), confirming the stated identity with Γ̄=γ</w:t>
+      </w:r>
+      <w:r>
+        <w:rPr>
+          <w:vertAlign w:val="superscript"/>
+        </w:rPr>
+        <w:t>μ</w:t>
+      </w:r>
+      <w:r>
+        <w:t>.</w:t>
       </w:r>
     </w:p>
     <w:p>
@@ -3248,7 +5534,142 @@
         <w:t xml:space="preserve"> </w:t>
       </w:r>
       <w:r>
-        <w:t>Λ_+(p)u_s(p) = [(p̸+m)/2m]u_s(p). Since u_s(p) satisfies (p̸−m)u_s(p)=0 (Lesson 20, Exercise 13), p̸u_s(p)=mu_s(p), so Λ_+(p)u_s(p) = (mu_s(p)+mu_s(p))/2m = 2mu_s(p)/2m = u_s(p), confirming u_s(p) is a fixed point (eigenvector with eigenvalue 1) of the projector Λ_+(p), as expected for a state lying entirely in the positive-energy subspace.</w:t>
+        <w:t>Λ</w:t>
+      </w:r>
+      <w:r>
+        <w:rPr>
+          <w:vertAlign w:val="subscript"/>
+        </w:rPr>
+        <w:t>+</w:t>
+      </w:r>
+      <w:r>
+        <w:t>(p)u</w:t>
+      </w:r>
+      <w:r>
+        <w:rPr>
+          <w:vertAlign w:val="subscript"/>
+        </w:rPr>
+        <w:t>s</w:t>
+      </w:r>
+      <w:r>
+        <w:t>(p) = [(p̸+m)/2m]u</w:t>
+      </w:r>
+      <w:r>
+        <w:rPr>
+          <w:vertAlign w:val="subscript"/>
+        </w:rPr>
+        <w:t>s</w:t>
+      </w:r>
+      <w:r>
+        <w:t>(p). Since u</w:t>
+      </w:r>
+      <w:r>
+        <w:rPr>
+          <w:vertAlign w:val="subscript"/>
+        </w:rPr>
+        <w:t>s</w:t>
+      </w:r>
+      <w:r>
+        <w:t>(p) satisfies (p̸−m)u</w:t>
+      </w:r>
+      <w:r>
+        <w:rPr>
+          <w:vertAlign w:val="subscript"/>
+        </w:rPr>
+        <w:t>s</w:t>
+      </w:r>
+      <w:r>
+        <w:t>(p)=0 (Lesson 20, Exercise 13), p̸u</w:t>
+      </w:r>
+      <w:r>
+        <w:rPr>
+          <w:vertAlign w:val="subscript"/>
+        </w:rPr>
+        <w:t>s</w:t>
+      </w:r>
+      <w:r>
+        <w:t>(p)=mu</w:t>
+      </w:r>
+      <w:r>
+        <w:rPr>
+          <w:vertAlign w:val="subscript"/>
+        </w:rPr>
+        <w:t>s</w:t>
+      </w:r>
+      <w:r>
+        <w:t>(p), so Λ</w:t>
+      </w:r>
+      <w:r>
+        <w:rPr>
+          <w:vertAlign w:val="subscript"/>
+        </w:rPr>
+        <w:t>+</w:t>
+      </w:r>
+      <w:r>
+        <w:t>(p)u</w:t>
+      </w:r>
+      <w:r>
+        <w:rPr>
+          <w:vertAlign w:val="subscript"/>
+        </w:rPr>
+        <w:t>s</w:t>
+      </w:r>
+      <w:r>
+        <w:t>(p) = (mu</w:t>
+      </w:r>
+      <w:r>
+        <w:rPr>
+          <w:vertAlign w:val="subscript"/>
+        </w:rPr>
+        <w:t>s</w:t>
+      </w:r>
+      <w:r>
+        <w:t>(p)+mu</w:t>
+      </w:r>
+      <w:r>
+        <w:rPr>
+          <w:vertAlign w:val="subscript"/>
+        </w:rPr>
+        <w:t>s</w:t>
+      </w:r>
+      <w:r>
+        <w:t>(p))/2m = 2mu</w:t>
+      </w:r>
+      <w:r>
+        <w:rPr>
+          <w:vertAlign w:val="subscript"/>
+        </w:rPr>
+        <w:t>s</w:t>
+      </w:r>
+      <w:r>
+        <w:t>(p)/2m = u</w:t>
+      </w:r>
+      <w:r>
+        <w:rPr>
+          <w:vertAlign w:val="subscript"/>
+        </w:rPr>
+        <w:t>s</w:t>
+      </w:r>
+      <w:r>
+        <w:t>(p), confirming u</w:t>
+      </w:r>
+      <w:r>
+        <w:rPr>
+          <w:vertAlign w:val="subscript"/>
+        </w:rPr>
+        <w:t>s</w:t>
+      </w:r>
+      <w:r>
+        <w:t>(p) is a fixed point (eigenvector with eigenvalue 1) of the projector Λ</w:t>
+      </w:r>
+      <w:r>
+        <w:rPr>
+          <w:vertAlign w:val="subscript"/>
+        </w:rPr>
+        <w:t>+</w:t>
+      </w:r>
+      <w:r>
+        <w:t>(p), as expected for a state lying entirely in the positive-energy subspace.</w:t>
       </w:r>
     </w:p>
     <w:p>
@@ -3262,7 +5683,25 @@
         <w:t xml:space="preserve"> </w:t>
       </w:r>
       <w:r>
-        <w:t>Tr[Λ_+(p)] = Tr[(p̸+m)/2m] = [Tr(p̸)+mTr(I)]/2m = [0+4m]/2m = 2, using Tr[p̸]=0 (odd trace, Lesson 21, Section 2.2) and Tr[I]=4. This trace of 2 counts the dimension of the subspace Λ_+ projects onto, matching the two independent spin states (s=1,2) available for a positive-energy particle of momentum p, exactly the count established by the two orthogonal spinors u₁(p), u₂(p).</w:t>
+        <w:t>Tr[Λ</w:t>
+      </w:r>
+      <w:r>
+        <w:rPr>
+          <w:vertAlign w:val="subscript"/>
+        </w:rPr>
+        <w:t>+</w:t>
+      </w:r>
+      <w:r>
+        <w:t>(p)] = Tr[(p̸+m)/2m] = [Tr(p̸)+mTr(I)]/2m = [0+4m]/2m = 2, using Tr[p̸]=0 (odd trace, Lesson 21, Section 2.2) and Tr[I]=4. This trace of 2 counts the dimension of the subspace Λ</w:t>
+      </w:r>
+      <w:r>
+        <w:rPr>
+          <w:vertAlign w:val="subscript"/>
+        </w:rPr>
+        <w:t>+</w:t>
+      </w:r>
+      <w:r>
+        <w:t xml:space="preserve"> projects onto, matching the two independent spin states (s=1,2) available for a positive-energy particle of momentum p, exactly the count established by the two orthogonal spinors u₁(p), u₂(p).</w:t>
       </w:r>
     </w:p>
     <w:p>
@@ -3270,71 +5709,12 @@
         <w:pStyle w:val="Heading2"/>
       </w:pPr>
       <w:r>
-        <w:t>Mastery checklist</w:t>
+        <w:t>Mastery check</w:t>
       </w:r>
     </w:p>
     <w:p>
-      <w:pPr>
-        <w:pStyle w:val="ListBullet"/>
-      </w:pPr>
-      <w:r>
-        <w:t>I can define the Dirac adjoint and explain why it, not ψ†, produces covariant bilinears.</w:t>
-      </w:r>
-    </w:p>
-    <w:p>
-      <w:pPr>
-        <w:pStyle w:val="ListBullet"/>
-      </w:pPr>
-      <w:r>
-        <w:t>I can list the sixteen bilinear covariants and state the transformation type of each.</w:t>
-      </w:r>
-    </w:p>
-    <w:p>
-      <w:pPr>
-        <w:pStyle w:val="ListBullet"/>
-      </w:pPr>
-      <w:r>
-        <w:t>I can construct the covariant spin operator and verify the rest-frame spin-1/2 eigenvalues directly.</w:t>
-      </w:r>
-    </w:p>
-    <w:p>
-      <w:pPr>
-        <w:pStyle w:val="ListBullet"/>
-      </w:pPr>
-      <w:r>
-        <w:t>I can define helicity, construct a helicity eigenstate, and explain why it is frame-dependent only for massive particles.</w:t>
-      </w:r>
-    </w:p>
-    <w:p>
-      <w:pPr>
-        <w:pStyle w:val="ListBullet"/>
-      </w:pPr>
-      <w:r>
-        <w:t>I can state and verify the orthogonality relations for u(p) and v(p).</w:t>
-      </w:r>
-    </w:p>
-    <w:p>
-      <w:pPr>
-        <w:pStyle w:val="ListBullet"/>
-      </w:pPr>
-      <w:r>
-        <w:t>I can state the completeness relations from memory and use them to convert a spin sum into a gamma-matrix trace.</w:t>
-      </w:r>
-    </w:p>
-    <w:p>
-      <w:pPr>
-        <w:pStyle w:val="ListBullet"/>
-      </w:pPr>
-      <w:r>
-        <w:t>I can define the energy projectors Λ_± and verify their projector properties using the on-shell condition.</w:t>
-      </w:r>
-    </w:p>
-    <w:p>
-      <w:pPr>
-        <w:pStyle w:val="ListBullet"/>
-      </w:pPr>
-      <w:r>
-        <w:t>I can explain, in outline, how the completeness relations combine with Lesson 21's trace identities to compute a full unpolarized cross section.</w:t>
+      <w:r>
+        <w:t>Before moving on, do the Core exercises without looking at the solutions and state this lesson's main result from memory. If both go smoothly, continue; if not, reread the sections the missed exercises cite.</w:t>
       </w:r>
     </w:p>
     <w:p>
@@ -3386,7 +5766,7 @@
         <w:color w:val="5A5A5A"/>
         <w:sz w:val="16"/>
       </w:rPr>
-      <w:t>QED Course   Lesson 22</w:t>
+      <w:t>A QED Course   Lesson 22</w:t>
     </w:r>
   </w:p>
 </w:hdr>
